--- a/Phan1.docx
+++ b/Phan1.docx
@@ -413,7 +413,7 @@
           <w:lang w:val="vi-VN"/>
         </w:rPr>
         <w:drawing>
-          <wp:inline distT="0" distB="0" distL="0" distR="0" wp14:anchorId="558DF12C" wp14:editId="1DB03F9E">
+          <wp:inline distT="0" distB="0" distL="0" distR="0" wp14:anchorId="558DF12C" wp14:editId="31A6621E">
             <wp:extent cx="5740841" cy="3358024"/>
             <wp:effectExtent l="0" t="0" r="0" b="0"/>
             <wp:docPr id="761071989" name="Hình ảnh 2"/>
@@ -704,7 +704,7 @@
         </w:rPr>
         <w:lastRenderedPageBreak/>
         <w:drawing>
-          <wp:inline distT="0" distB="0" distL="0" distR="0" wp14:anchorId="7DC09CE5" wp14:editId="2AB5DB71">
+          <wp:inline distT="0" distB="0" distL="0" distR="0" wp14:anchorId="7DC09CE5" wp14:editId="513321D9">
             <wp:extent cx="5844208" cy="3437843"/>
             <wp:effectExtent l="0" t="0" r="4445" b="0"/>
             <wp:docPr id="836687667" name="Hình ảnh 3"/>
@@ -934,7 +934,7 @@
           <w:lang w:val="vi-VN"/>
         </w:rPr>
         <w:drawing>
-          <wp:inline distT="0" distB="0" distL="0" distR="0" wp14:anchorId="2A708F14" wp14:editId="6AED3FCF">
+          <wp:inline distT="0" distB="0" distL="0" distR="0" wp14:anchorId="2A708F14" wp14:editId="178129F4">
             <wp:extent cx="5597718" cy="3278493"/>
             <wp:effectExtent l="0" t="0" r="3175" b="0"/>
             <wp:docPr id="1920145136" name="Hình ảnh 4"/>
@@ -1160,7 +1160,7 @@
           <w:lang w:val="vi-VN"/>
         </w:rPr>
         <w:drawing>
-          <wp:inline distT="0" distB="0" distL="0" distR="0" wp14:anchorId="3C4CACBE" wp14:editId="3A26508F">
+          <wp:inline distT="0" distB="0" distL="0" distR="0" wp14:anchorId="3C4CACBE" wp14:editId="270C2200">
             <wp:extent cx="5693134" cy="3337417"/>
             <wp:effectExtent l="0" t="0" r="3175" b="0"/>
             <wp:docPr id="219410607" name="Hình ảnh 5"/>
@@ -1207,7 +1207,7 @@
           <w:lang w:val="vi-VN"/>
         </w:rPr>
         <w:drawing>
-          <wp:inline distT="0" distB="0" distL="0" distR="0" wp14:anchorId="256E5A70" wp14:editId="7CADFF41">
+          <wp:inline distT="0" distB="0" distL="0" distR="0" wp14:anchorId="256E5A70" wp14:editId="6ADFCEC4">
             <wp:extent cx="5677231" cy="3332341"/>
             <wp:effectExtent l="0" t="0" r="0" b="1905"/>
             <wp:docPr id="132319463" name="Hình ảnh 6"/>
@@ -1309,7 +1309,7 @@
           <w:szCs w:val="28"/>
         </w:rPr>
         <w:drawing>
-          <wp:inline distT="0" distB="0" distL="0" distR="0" wp14:anchorId="196AEDB5" wp14:editId="4ADF8995">
+          <wp:inline distT="0" distB="0" distL="0" distR="0" wp14:anchorId="196AEDB5" wp14:editId="56F0B1BF">
             <wp:extent cx="5943600" cy="3507105"/>
             <wp:effectExtent l="0" t="0" r="0" b="0"/>
             <wp:docPr id="1155997337" name="Hình ảnh 1"/>
@@ -4924,107 +4924,18 @@
         <w:rPr>
           <w:sz w:val="26"/>
           <w:szCs w:val="26"/>
-        </w:rPr>
-      </w:pPr>
-      <w:r>
-        <w:rPr>
-          <w:sz w:val="26"/>
-          <w:szCs w:val="26"/>
-        </w:rPr>
-        <w:pict w14:anchorId="72DC5B20">
-          <v:rect id="_x0000_i1027" style="width:0;height:.75pt" o:hralign="center" o:hrstd="t" o:hr="t" fillcolor="#a0a0a0" stroked="f"/>
-        </w:pict>
-      </w:r>
+          <w:lang w:val="vi-VN"/>
+        </w:rPr>
+      </w:pPr>
     </w:p>
     <w:p>
       <w:pPr>
         <w:rPr>
-          <w:b/>
-          <w:bCs/>
-          <w:sz w:val="26"/>
-          <w:szCs w:val="26"/>
-        </w:rPr>
-      </w:pPr>
-      <w:proofErr w:type="spellStart"/>
-      <w:r>
-        <w:rPr>
-          <w:b/>
-          <w:bCs/>
-          <w:sz w:val="26"/>
-          <w:szCs w:val="26"/>
-        </w:rPr>
-        <w:t>Bước</w:t>
-      </w:r>
-      <w:proofErr w:type="spellEnd"/>
-      <w:r>
-        <w:rPr>
-          <w:b/>
-          <w:bCs/>
-          <w:sz w:val="26"/>
-          <w:szCs w:val="26"/>
-        </w:rPr>
-        <w:t xml:space="preserve"> 3: Cài </w:t>
-      </w:r>
-      <w:proofErr w:type="spellStart"/>
-      <w:r>
-        <w:rPr>
-          <w:b/>
-          <w:bCs/>
-          <w:sz w:val="26"/>
-          <w:szCs w:val="26"/>
-        </w:rPr>
-        <w:t>đặt</w:t>
-      </w:r>
-      <w:proofErr w:type="spellEnd"/>
-      <w:r>
-        <w:rPr>
-          <w:b/>
-          <w:bCs/>
-          <w:sz w:val="26"/>
-          <w:szCs w:val="26"/>
-        </w:rPr>
-        <w:t xml:space="preserve"> Plugin </w:t>
-      </w:r>
-      <w:proofErr w:type="spellStart"/>
-      <w:r>
-        <w:rPr>
-          <w:b/>
-          <w:bCs/>
-          <w:sz w:val="26"/>
-          <w:szCs w:val="26"/>
-        </w:rPr>
-        <w:t>NppExec</w:t>
-      </w:r>
-      <w:proofErr w:type="spellEnd"/>
-      <w:r>
-        <w:rPr>
-          <w:b/>
-          <w:bCs/>
-          <w:sz w:val="26"/>
-          <w:szCs w:val="26"/>
-        </w:rPr>
-        <w:t xml:space="preserve"> </w:t>
-      </w:r>
-      <w:proofErr w:type="spellStart"/>
-      <w:r>
-        <w:rPr>
-          <w:b/>
-          <w:bCs/>
-          <w:sz w:val="26"/>
-          <w:szCs w:val="26"/>
-        </w:rPr>
-        <w:t>trong</w:t>
-      </w:r>
-      <w:proofErr w:type="spellEnd"/>
-      <w:r>
-        <w:rPr>
-          <w:b/>
-          <w:bCs/>
-          <w:sz w:val="26"/>
-          <w:szCs w:val="26"/>
-        </w:rPr>
-        <w:t xml:space="preserve"> Notepad++</w:t>
-      </w:r>
+          <w:sz w:val="26"/>
+          <w:szCs w:val="26"/>
+          <w:lang w:val="vi-VN"/>
+        </w:rPr>
+      </w:pPr>
     </w:p>
     <w:p>
       <w:pPr>
@@ -5032,2891 +4943,6 @@
           <w:sz w:val="26"/>
           <w:szCs w:val="26"/>
         </w:rPr>
-      </w:pPr>
-      <w:r>
-        <w:rPr>
-          <w:sz w:val="26"/>
-          <w:szCs w:val="26"/>
-        </w:rPr>
-        <w:t xml:space="preserve">Plugin </w:t>
-      </w:r>
-      <w:proofErr w:type="spellStart"/>
-      <w:r>
-        <w:rPr>
-          <w:sz w:val="26"/>
-          <w:szCs w:val="26"/>
-        </w:rPr>
-        <w:t>này</w:t>
-      </w:r>
-      <w:proofErr w:type="spellEnd"/>
-      <w:r>
-        <w:rPr>
-          <w:sz w:val="26"/>
-          <w:szCs w:val="26"/>
-        </w:rPr>
-        <w:t xml:space="preserve"> </w:t>
-      </w:r>
-      <w:proofErr w:type="spellStart"/>
-      <w:r>
-        <w:rPr>
-          <w:sz w:val="26"/>
-          <w:szCs w:val="26"/>
-        </w:rPr>
-        <w:t>giúp</w:t>
-      </w:r>
-      <w:proofErr w:type="spellEnd"/>
-      <w:r>
-        <w:rPr>
-          <w:sz w:val="26"/>
-          <w:szCs w:val="26"/>
-        </w:rPr>
-        <w:t xml:space="preserve"> </w:t>
-      </w:r>
-      <w:proofErr w:type="spellStart"/>
-      <w:r>
-        <w:rPr>
-          <w:sz w:val="26"/>
-          <w:szCs w:val="26"/>
-        </w:rPr>
-        <w:t>bạn</w:t>
-      </w:r>
-      <w:proofErr w:type="spellEnd"/>
-      <w:r>
-        <w:rPr>
-          <w:sz w:val="26"/>
-          <w:szCs w:val="26"/>
-        </w:rPr>
-        <w:t xml:space="preserve"> </w:t>
-      </w:r>
-      <w:proofErr w:type="spellStart"/>
-      <w:r>
-        <w:rPr>
-          <w:sz w:val="26"/>
-          <w:szCs w:val="26"/>
-        </w:rPr>
-        <w:t>tạo</w:t>
-      </w:r>
-      <w:proofErr w:type="spellEnd"/>
-      <w:r>
-        <w:rPr>
-          <w:sz w:val="26"/>
-          <w:szCs w:val="26"/>
-        </w:rPr>
-        <w:t xml:space="preserve"> </w:t>
-      </w:r>
-      <w:proofErr w:type="spellStart"/>
-      <w:r>
-        <w:rPr>
-          <w:sz w:val="26"/>
-          <w:szCs w:val="26"/>
-        </w:rPr>
-        <w:t>một</w:t>
-      </w:r>
-      <w:proofErr w:type="spellEnd"/>
-      <w:r>
-        <w:rPr>
-          <w:sz w:val="26"/>
-          <w:szCs w:val="26"/>
-        </w:rPr>
-        <w:t xml:space="preserve"> </w:t>
-      </w:r>
-      <w:proofErr w:type="spellStart"/>
-      <w:r>
-        <w:rPr>
-          <w:sz w:val="26"/>
-          <w:szCs w:val="26"/>
-        </w:rPr>
-        <w:t>cửa</w:t>
-      </w:r>
-      <w:proofErr w:type="spellEnd"/>
-      <w:r>
-        <w:rPr>
-          <w:sz w:val="26"/>
-          <w:szCs w:val="26"/>
-        </w:rPr>
-        <w:t xml:space="preserve"> </w:t>
-      </w:r>
-      <w:proofErr w:type="spellStart"/>
-      <w:r>
-        <w:rPr>
-          <w:sz w:val="26"/>
-          <w:szCs w:val="26"/>
-        </w:rPr>
-        <w:t>sổ</w:t>
-      </w:r>
-      <w:proofErr w:type="spellEnd"/>
-      <w:r>
-        <w:rPr>
-          <w:sz w:val="26"/>
-          <w:szCs w:val="26"/>
-        </w:rPr>
-        <w:t xml:space="preserve"> Console </w:t>
-      </w:r>
-      <w:proofErr w:type="spellStart"/>
-      <w:r>
-        <w:rPr>
-          <w:sz w:val="26"/>
-          <w:szCs w:val="26"/>
-        </w:rPr>
-        <w:t>nhỏ</w:t>
-      </w:r>
-      <w:proofErr w:type="spellEnd"/>
-      <w:r>
-        <w:rPr>
-          <w:sz w:val="26"/>
-          <w:szCs w:val="26"/>
-        </w:rPr>
-        <w:t xml:space="preserve"> </w:t>
-      </w:r>
-      <w:proofErr w:type="spellStart"/>
-      <w:r>
-        <w:rPr>
-          <w:sz w:val="26"/>
-          <w:szCs w:val="26"/>
-        </w:rPr>
-        <w:t>bên</w:t>
-      </w:r>
-      <w:proofErr w:type="spellEnd"/>
-      <w:r>
-        <w:rPr>
-          <w:sz w:val="26"/>
-          <w:szCs w:val="26"/>
-        </w:rPr>
-        <w:t xml:space="preserve"> </w:t>
-      </w:r>
-      <w:proofErr w:type="spellStart"/>
-      <w:r>
-        <w:rPr>
-          <w:sz w:val="26"/>
-          <w:szCs w:val="26"/>
-        </w:rPr>
-        <w:t>dưới</w:t>
-      </w:r>
-      <w:proofErr w:type="spellEnd"/>
-      <w:r>
-        <w:rPr>
-          <w:sz w:val="26"/>
-          <w:szCs w:val="26"/>
-        </w:rPr>
-        <w:t xml:space="preserve"> Notepad++ </w:t>
-      </w:r>
-      <w:proofErr w:type="spellStart"/>
-      <w:r>
-        <w:rPr>
-          <w:sz w:val="26"/>
-          <w:szCs w:val="26"/>
-        </w:rPr>
-        <w:t>để</w:t>
-      </w:r>
-      <w:proofErr w:type="spellEnd"/>
-      <w:r>
-        <w:rPr>
-          <w:sz w:val="26"/>
-          <w:szCs w:val="26"/>
-        </w:rPr>
-        <w:t xml:space="preserve"> </w:t>
-      </w:r>
-      <w:proofErr w:type="spellStart"/>
-      <w:r>
-        <w:rPr>
-          <w:sz w:val="26"/>
-          <w:szCs w:val="26"/>
-        </w:rPr>
-        <w:t>chạy</w:t>
-      </w:r>
-      <w:proofErr w:type="spellEnd"/>
-      <w:r>
-        <w:rPr>
-          <w:sz w:val="26"/>
-          <w:szCs w:val="26"/>
-        </w:rPr>
-        <w:t xml:space="preserve"> </w:t>
-      </w:r>
-      <w:proofErr w:type="spellStart"/>
-      <w:r>
-        <w:rPr>
-          <w:sz w:val="26"/>
-          <w:szCs w:val="26"/>
-        </w:rPr>
-        <w:t>dữ</w:t>
-      </w:r>
-      <w:proofErr w:type="spellEnd"/>
-      <w:r>
-        <w:rPr>
-          <w:sz w:val="26"/>
-          <w:szCs w:val="26"/>
-        </w:rPr>
-        <w:t xml:space="preserve"> </w:t>
-      </w:r>
-      <w:proofErr w:type="spellStart"/>
-      <w:r>
-        <w:rPr>
-          <w:sz w:val="26"/>
-          <w:szCs w:val="26"/>
-        </w:rPr>
-        <w:t>liệu</w:t>
-      </w:r>
-      <w:proofErr w:type="spellEnd"/>
-      <w:r>
-        <w:rPr>
-          <w:sz w:val="26"/>
-          <w:szCs w:val="26"/>
-        </w:rPr>
-        <w:t xml:space="preserve"> </w:t>
-      </w:r>
-      <w:proofErr w:type="spellStart"/>
-      <w:r>
-        <w:rPr>
-          <w:sz w:val="26"/>
-          <w:szCs w:val="26"/>
-        </w:rPr>
-        <w:t>đầu</w:t>
-      </w:r>
-      <w:proofErr w:type="spellEnd"/>
-      <w:r>
-        <w:rPr>
-          <w:sz w:val="26"/>
-          <w:szCs w:val="26"/>
-        </w:rPr>
-        <w:t xml:space="preserve"> </w:t>
-      </w:r>
-      <w:proofErr w:type="spellStart"/>
-      <w:r>
-        <w:rPr>
-          <w:sz w:val="26"/>
-          <w:szCs w:val="26"/>
-        </w:rPr>
-        <w:t>ra</w:t>
-      </w:r>
-      <w:proofErr w:type="spellEnd"/>
-      <w:r>
-        <w:rPr>
-          <w:sz w:val="26"/>
-          <w:szCs w:val="26"/>
-        </w:rPr>
-        <w:t xml:space="preserve"> </w:t>
-      </w:r>
-      <w:proofErr w:type="spellStart"/>
-      <w:r>
-        <w:rPr>
-          <w:sz w:val="26"/>
-          <w:szCs w:val="26"/>
-        </w:rPr>
-        <w:t>khi</w:t>
-      </w:r>
-      <w:proofErr w:type="spellEnd"/>
-      <w:r>
-        <w:rPr>
-          <w:sz w:val="26"/>
-          <w:szCs w:val="26"/>
-        </w:rPr>
-        <w:t xml:space="preserve"> </w:t>
-      </w:r>
-      <w:proofErr w:type="spellStart"/>
-      <w:r>
-        <w:rPr>
-          <w:sz w:val="26"/>
-          <w:szCs w:val="26"/>
-        </w:rPr>
-        <w:t>viết</w:t>
-      </w:r>
-      <w:proofErr w:type="spellEnd"/>
-      <w:r>
-        <w:rPr>
-          <w:sz w:val="26"/>
-          <w:szCs w:val="26"/>
-        </w:rPr>
-        <w:t xml:space="preserve"> code.</w:t>
-      </w:r>
-    </w:p>
-    <w:p>
-      <w:pPr>
-        <w:numPr>
-          <w:ilvl w:val="0"/>
-          <w:numId w:val="3"/>
-        </w:numPr>
-        <w:rPr>
-          <w:sz w:val="26"/>
-          <w:szCs w:val="26"/>
-        </w:rPr>
-      </w:pPr>
-      <w:proofErr w:type="spellStart"/>
-      <w:r>
-        <w:rPr>
-          <w:sz w:val="26"/>
-          <w:szCs w:val="26"/>
-        </w:rPr>
-        <w:t>Mở</w:t>
-      </w:r>
-      <w:proofErr w:type="spellEnd"/>
-      <w:r>
-        <w:rPr>
-          <w:sz w:val="26"/>
-          <w:szCs w:val="26"/>
-        </w:rPr>
-        <w:t xml:space="preserve"> </w:t>
-      </w:r>
-      <w:proofErr w:type="spellStart"/>
-      <w:r>
-        <w:rPr>
-          <w:sz w:val="26"/>
-          <w:szCs w:val="26"/>
-        </w:rPr>
-        <w:t>phần</w:t>
-      </w:r>
-      <w:proofErr w:type="spellEnd"/>
-      <w:r>
-        <w:rPr>
-          <w:sz w:val="26"/>
-          <w:szCs w:val="26"/>
-        </w:rPr>
-        <w:t xml:space="preserve"> </w:t>
-      </w:r>
-      <w:proofErr w:type="spellStart"/>
-      <w:r>
-        <w:rPr>
-          <w:sz w:val="26"/>
-          <w:szCs w:val="26"/>
-        </w:rPr>
-        <w:t>mềm</w:t>
-      </w:r>
-      <w:proofErr w:type="spellEnd"/>
-      <w:r>
-        <w:rPr>
-          <w:sz w:val="26"/>
-          <w:szCs w:val="26"/>
-        </w:rPr>
-        <w:t xml:space="preserve"> </w:t>
-      </w:r>
-      <w:r>
-        <w:rPr>
-          <w:b/>
-          <w:bCs/>
-          <w:sz w:val="26"/>
-          <w:szCs w:val="26"/>
-        </w:rPr>
-        <w:t>Notepad++</w:t>
-      </w:r>
-      <w:r>
-        <w:rPr>
-          <w:sz w:val="26"/>
-          <w:szCs w:val="26"/>
-        </w:rPr>
-        <w:t xml:space="preserve"> </w:t>
-      </w:r>
-      <w:proofErr w:type="spellStart"/>
-      <w:r>
-        <w:rPr>
-          <w:sz w:val="26"/>
-          <w:szCs w:val="26"/>
-        </w:rPr>
-        <w:t>lên</w:t>
-      </w:r>
-      <w:proofErr w:type="spellEnd"/>
-      <w:r>
-        <w:rPr>
-          <w:sz w:val="26"/>
-          <w:szCs w:val="26"/>
-        </w:rPr>
-        <w:t>.</w:t>
-      </w:r>
-    </w:p>
-    <w:p>
-      <w:pPr>
-        <w:numPr>
-          <w:ilvl w:val="0"/>
-          <w:numId w:val="3"/>
-        </w:numPr>
-        <w:rPr>
-          <w:sz w:val="26"/>
-          <w:szCs w:val="26"/>
-        </w:rPr>
-      </w:pPr>
-      <w:proofErr w:type="spellStart"/>
-      <w:r>
-        <w:rPr>
-          <w:sz w:val="26"/>
-          <w:szCs w:val="26"/>
-        </w:rPr>
-        <w:t>Trên</w:t>
-      </w:r>
-      <w:proofErr w:type="spellEnd"/>
-      <w:r>
-        <w:rPr>
-          <w:sz w:val="26"/>
-          <w:szCs w:val="26"/>
-        </w:rPr>
-        <w:t xml:space="preserve"> </w:t>
-      </w:r>
-      <w:proofErr w:type="spellStart"/>
-      <w:r>
-        <w:rPr>
-          <w:sz w:val="26"/>
-          <w:szCs w:val="26"/>
-        </w:rPr>
-        <w:t>thanh</w:t>
-      </w:r>
-      <w:proofErr w:type="spellEnd"/>
-      <w:r>
-        <w:rPr>
-          <w:sz w:val="26"/>
-          <w:szCs w:val="26"/>
-        </w:rPr>
-        <w:t xml:space="preserve"> menu, </w:t>
-      </w:r>
-      <w:proofErr w:type="spellStart"/>
-      <w:r>
-        <w:rPr>
-          <w:sz w:val="26"/>
-          <w:szCs w:val="26"/>
-        </w:rPr>
-        <w:t>chọn</w:t>
-      </w:r>
-      <w:proofErr w:type="spellEnd"/>
-      <w:r>
-        <w:rPr>
-          <w:sz w:val="26"/>
-          <w:szCs w:val="26"/>
-        </w:rPr>
-        <w:t xml:space="preserve"> </w:t>
-      </w:r>
-      <w:r>
-        <w:rPr>
-          <w:b/>
-          <w:bCs/>
-          <w:sz w:val="26"/>
-          <w:szCs w:val="26"/>
-        </w:rPr>
-        <w:t>Plugins</w:t>
-      </w:r>
-      <w:r>
-        <w:rPr>
-          <w:sz w:val="26"/>
-          <w:szCs w:val="26"/>
-        </w:rPr>
-        <w:t xml:space="preserve"> &gt; </w:t>
-      </w:r>
-      <w:r>
-        <w:rPr>
-          <w:b/>
-          <w:bCs/>
-          <w:sz w:val="26"/>
-          <w:szCs w:val="26"/>
-        </w:rPr>
-        <w:t>Plugins Admin...</w:t>
-      </w:r>
-    </w:p>
-    <w:p>
-      <w:pPr>
-        <w:numPr>
-          <w:ilvl w:val="0"/>
-          <w:numId w:val="3"/>
-        </w:numPr>
-        <w:rPr>
-          <w:sz w:val="26"/>
-          <w:szCs w:val="26"/>
-        </w:rPr>
-      </w:pPr>
-      <w:proofErr w:type="spellStart"/>
-      <w:r>
-        <w:rPr>
-          <w:sz w:val="26"/>
-          <w:szCs w:val="26"/>
-        </w:rPr>
-        <w:t>Tại</w:t>
-      </w:r>
-      <w:proofErr w:type="spellEnd"/>
-      <w:r>
-        <w:rPr>
-          <w:sz w:val="26"/>
-          <w:szCs w:val="26"/>
-        </w:rPr>
-        <w:t xml:space="preserve"> ô </w:t>
-      </w:r>
-      <w:r>
-        <w:rPr>
-          <w:i/>
-          <w:iCs/>
-          <w:sz w:val="26"/>
-          <w:szCs w:val="26"/>
-        </w:rPr>
-        <w:t>Search</w:t>
-      </w:r>
-      <w:r>
-        <w:rPr>
-          <w:sz w:val="26"/>
-          <w:szCs w:val="26"/>
-        </w:rPr>
-        <w:t xml:space="preserve">, </w:t>
-      </w:r>
-      <w:proofErr w:type="spellStart"/>
-      <w:r>
-        <w:rPr>
-          <w:sz w:val="26"/>
-          <w:szCs w:val="26"/>
-        </w:rPr>
-        <w:t>bạn</w:t>
-      </w:r>
-      <w:proofErr w:type="spellEnd"/>
-      <w:r>
-        <w:rPr>
-          <w:sz w:val="26"/>
-          <w:szCs w:val="26"/>
-        </w:rPr>
-        <w:t xml:space="preserve"> </w:t>
-      </w:r>
-      <w:proofErr w:type="spellStart"/>
-      <w:r>
-        <w:rPr>
-          <w:sz w:val="26"/>
-          <w:szCs w:val="26"/>
-        </w:rPr>
-        <w:t>gõ</w:t>
-      </w:r>
-      <w:proofErr w:type="spellEnd"/>
-      <w:r>
-        <w:rPr>
-          <w:sz w:val="26"/>
-          <w:szCs w:val="26"/>
-        </w:rPr>
-        <w:t xml:space="preserve"> </w:t>
-      </w:r>
-      <w:proofErr w:type="spellStart"/>
-      <w:r>
-        <w:rPr>
-          <w:sz w:val="26"/>
-          <w:szCs w:val="26"/>
-        </w:rPr>
-        <w:t>tìm</w:t>
-      </w:r>
-      <w:proofErr w:type="spellEnd"/>
-      <w:r>
-        <w:rPr>
-          <w:sz w:val="26"/>
-          <w:szCs w:val="26"/>
-        </w:rPr>
-        <w:t xml:space="preserve"> </w:t>
-      </w:r>
-      <w:proofErr w:type="spellStart"/>
-      <w:r>
-        <w:rPr>
-          <w:sz w:val="26"/>
-          <w:szCs w:val="26"/>
-        </w:rPr>
-        <w:t>kiếm</w:t>
-      </w:r>
-      <w:proofErr w:type="spellEnd"/>
-      <w:r>
-        <w:rPr>
-          <w:sz w:val="26"/>
-          <w:szCs w:val="26"/>
-        </w:rPr>
-        <w:t xml:space="preserve"> </w:t>
-      </w:r>
-      <w:proofErr w:type="spellStart"/>
-      <w:r>
-        <w:rPr>
-          <w:sz w:val="26"/>
-          <w:szCs w:val="26"/>
-        </w:rPr>
-        <w:t>từ</w:t>
-      </w:r>
-      <w:proofErr w:type="spellEnd"/>
-      <w:r>
-        <w:rPr>
-          <w:sz w:val="26"/>
-          <w:szCs w:val="26"/>
-        </w:rPr>
-        <w:t xml:space="preserve"> </w:t>
-      </w:r>
-      <w:proofErr w:type="spellStart"/>
-      <w:r>
-        <w:rPr>
-          <w:sz w:val="26"/>
-          <w:szCs w:val="26"/>
-        </w:rPr>
-        <w:t>khóa</w:t>
-      </w:r>
-      <w:proofErr w:type="spellEnd"/>
-      <w:r>
-        <w:rPr>
-          <w:sz w:val="26"/>
-          <w:szCs w:val="26"/>
-        </w:rPr>
-        <w:t xml:space="preserve">: </w:t>
-      </w:r>
-      <w:proofErr w:type="spellStart"/>
-      <w:r>
-        <w:rPr>
-          <w:sz w:val="26"/>
-          <w:szCs w:val="26"/>
-        </w:rPr>
-        <w:t>NppExec</w:t>
-      </w:r>
-      <w:proofErr w:type="spellEnd"/>
-      <w:r>
-        <w:rPr>
-          <w:sz w:val="26"/>
-          <w:szCs w:val="26"/>
-        </w:rPr>
-        <w:t>.</w:t>
-      </w:r>
-    </w:p>
-    <w:p>
-      <w:pPr>
-        <w:numPr>
-          <w:ilvl w:val="0"/>
-          <w:numId w:val="3"/>
-        </w:numPr>
-        <w:rPr>
-          <w:sz w:val="26"/>
-          <w:szCs w:val="26"/>
-        </w:rPr>
-      </w:pPr>
-      <w:proofErr w:type="spellStart"/>
-      <w:r>
-        <w:rPr>
-          <w:sz w:val="26"/>
-          <w:szCs w:val="26"/>
-        </w:rPr>
-        <w:t>Tích</w:t>
-      </w:r>
-      <w:proofErr w:type="spellEnd"/>
-      <w:r>
-        <w:rPr>
-          <w:sz w:val="26"/>
-          <w:szCs w:val="26"/>
-        </w:rPr>
-        <w:t xml:space="preserve"> </w:t>
-      </w:r>
-      <w:proofErr w:type="spellStart"/>
-      <w:r>
-        <w:rPr>
-          <w:sz w:val="26"/>
-          <w:szCs w:val="26"/>
-        </w:rPr>
-        <w:t>chọn</w:t>
-      </w:r>
-      <w:proofErr w:type="spellEnd"/>
-      <w:r>
-        <w:rPr>
-          <w:sz w:val="26"/>
-          <w:szCs w:val="26"/>
-        </w:rPr>
-        <w:t xml:space="preserve"> </w:t>
-      </w:r>
-      <w:proofErr w:type="spellStart"/>
-      <w:r>
-        <w:rPr>
-          <w:sz w:val="26"/>
-          <w:szCs w:val="26"/>
-        </w:rPr>
-        <w:t>vào</w:t>
-      </w:r>
-      <w:proofErr w:type="spellEnd"/>
-      <w:r>
-        <w:rPr>
-          <w:sz w:val="26"/>
-          <w:szCs w:val="26"/>
-        </w:rPr>
-        <w:t xml:space="preserve"> ô </w:t>
-      </w:r>
-      <w:proofErr w:type="spellStart"/>
-      <w:r>
-        <w:rPr>
-          <w:sz w:val="26"/>
-          <w:szCs w:val="26"/>
-        </w:rPr>
-        <w:t>vuông</w:t>
-      </w:r>
-      <w:proofErr w:type="spellEnd"/>
-      <w:r>
-        <w:rPr>
-          <w:sz w:val="26"/>
-          <w:szCs w:val="26"/>
-        </w:rPr>
-        <w:t xml:space="preserve"> </w:t>
-      </w:r>
-      <w:proofErr w:type="spellStart"/>
-      <w:r>
-        <w:rPr>
-          <w:sz w:val="26"/>
-          <w:szCs w:val="26"/>
-        </w:rPr>
-        <w:t>trước</w:t>
-      </w:r>
-      <w:proofErr w:type="spellEnd"/>
-      <w:r>
-        <w:rPr>
-          <w:sz w:val="26"/>
-          <w:szCs w:val="26"/>
-        </w:rPr>
-        <w:t xml:space="preserve"> </w:t>
-      </w:r>
-      <w:proofErr w:type="spellStart"/>
-      <w:r>
-        <w:rPr>
-          <w:sz w:val="26"/>
-          <w:szCs w:val="26"/>
-        </w:rPr>
-        <w:t>tên</w:t>
-      </w:r>
-      <w:proofErr w:type="spellEnd"/>
-      <w:r>
-        <w:rPr>
-          <w:sz w:val="26"/>
-          <w:szCs w:val="26"/>
-        </w:rPr>
-        <w:t xml:space="preserve"> </w:t>
-      </w:r>
-      <w:proofErr w:type="spellStart"/>
-      <w:r>
-        <w:rPr>
-          <w:b/>
-          <w:bCs/>
-          <w:sz w:val="26"/>
-          <w:szCs w:val="26"/>
-        </w:rPr>
-        <w:t>NppExec</w:t>
-      </w:r>
-      <w:proofErr w:type="spellEnd"/>
-      <w:r>
-        <w:rPr>
-          <w:sz w:val="26"/>
-          <w:szCs w:val="26"/>
-        </w:rPr>
-        <w:t xml:space="preserve"> </w:t>
-      </w:r>
-      <w:proofErr w:type="spellStart"/>
-      <w:r>
-        <w:rPr>
-          <w:sz w:val="26"/>
-          <w:szCs w:val="26"/>
-        </w:rPr>
-        <w:t>và</w:t>
-      </w:r>
-      <w:proofErr w:type="spellEnd"/>
-      <w:r>
-        <w:rPr>
-          <w:sz w:val="26"/>
-          <w:szCs w:val="26"/>
-        </w:rPr>
-        <w:t xml:space="preserve"> </w:t>
-      </w:r>
-      <w:proofErr w:type="spellStart"/>
-      <w:r>
-        <w:rPr>
-          <w:sz w:val="26"/>
-          <w:szCs w:val="26"/>
-        </w:rPr>
-        <w:t>nhấn</w:t>
-      </w:r>
-      <w:proofErr w:type="spellEnd"/>
-      <w:r>
-        <w:rPr>
-          <w:sz w:val="26"/>
-          <w:szCs w:val="26"/>
-        </w:rPr>
-        <w:t xml:space="preserve"> </w:t>
-      </w:r>
-      <w:proofErr w:type="spellStart"/>
-      <w:r>
-        <w:rPr>
-          <w:sz w:val="26"/>
-          <w:szCs w:val="26"/>
-        </w:rPr>
-        <w:t>nút</w:t>
-      </w:r>
-      <w:proofErr w:type="spellEnd"/>
-      <w:r>
-        <w:rPr>
-          <w:sz w:val="26"/>
-          <w:szCs w:val="26"/>
-        </w:rPr>
-        <w:t xml:space="preserve"> </w:t>
-      </w:r>
-      <w:r>
-        <w:rPr>
-          <w:b/>
-          <w:bCs/>
-          <w:sz w:val="26"/>
-          <w:szCs w:val="26"/>
-        </w:rPr>
-        <w:t>Install</w:t>
-      </w:r>
-      <w:r>
-        <w:rPr>
-          <w:sz w:val="26"/>
-          <w:szCs w:val="26"/>
-        </w:rPr>
-        <w:t xml:space="preserve"> ở </w:t>
-      </w:r>
-      <w:proofErr w:type="spellStart"/>
-      <w:r>
-        <w:rPr>
-          <w:sz w:val="26"/>
-          <w:szCs w:val="26"/>
-        </w:rPr>
-        <w:t>góc</w:t>
-      </w:r>
-      <w:proofErr w:type="spellEnd"/>
-      <w:r>
-        <w:rPr>
-          <w:sz w:val="26"/>
-          <w:szCs w:val="26"/>
-        </w:rPr>
-        <w:t xml:space="preserve"> </w:t>
-      </w:r>
-      <w:proofErr w:type="spellStart"/>
-      <w:r>
-        <w:rPr>
-          <w:sz w:val="26"/>
-          <w:szCs w:val="26"/>
-        </w:rPr>
-        <w:t>trên</w:t>
-      </w:r>
-      <w:proofErr w:type="spellEnd"/>
-      <w:r>
-        <w:rPr>
-          <w:sz w:val="26"/>
-          <w:szCs w:val="26"/>
-        </w:rPr>
-        <w:t xml:space="preserve"> </w:t>
-      </w:r>
-      <w:proofErr w:type="spellStart"/>
-      <w:r>
-        <w:rPr>
-          <w:sz w:val="26"/>
-          <w:szCs w:val="26"/>
-        </w:rPr>
-        <w:t>bên</w:t>
-      </w:r>
-      <w:proofErr w:type="spellEnd"/>
-      <w:r>
-        <w:rPr>
-          <w:sz w:val="26"/>
-          <w:szCs w:val="26"/>
-        </w:rPr>
-        <w:t xml:space="preserve"> </w:t>
-      </w:r>
-      <w:proofErr w:type="spellStart"/>
-      <w:r>
-        <w:rPr>
-          <w:sz w:val="26"/>
-          <w:szCs w:val="26"/>
-        </w:rPr>
-        <w:t>phải</w:t>
-      </w:r>
-      <w:proofErr w:type="spellEnd"/>
-      <w:r>
-        <w:rPr>
-          <w:sz w:val="26"/>
-          <w:szCs w:val="26"/>
-        </w:rPr>
-        <w:t>.</w:t>
-      </w:r>
-    </w:p>
-    <w:p>
-      <w:pPr>
-        <w:numPr>
-          <w:ilvl w:val="0"/>
-          <w:numId w:val="3"/>
-        </w:numPr>
-        <w:rPr>
-          <w:sz w:val="26"/>
-          <w:szCs w:val="26"/>
-        </w:rPr>
-      </w:pPr>
-      <w:r>
-        <w:rPr>
-          <w:sz w:val="26"/>
-          <w:szCs w:val="26"/>
-        </w:rPr>
-        <w:t xml:space="preserve">Notepad++ </w:t>
-      </w:r>
-      <w:proofErr w:type="spellStart"/>
-      <w:r>
-        <w:rPr>
-          <w:sz w:val="26"/>
-          <w:szCs w:val="26"/>
-        </w:rPr>
-        <w:t>sẽ</w:t>
-      </w:r>
-      <w:proofErr w:type="spellEnd"/>
-      <w:r>
-        <w:rPr>
-          <w:sz w:val="26"/>
-          <w:szCs w:val="26"/>
-        </w:rPr>
-        <w:t xml:space="preserve"> </w:t>
-      </w:r>
-      <w:proofErr w:type="spellStart"/>
-      <w:r>
-        <w:rPr>
-          <w:sz w:val="26"/>
-          <w:szCs w:val="26"/>
-        </w:rPr>
-        <w:t>hiện</w:t>
-      </w:r>
-      <w:proofErr w:type="spellEnd"/>
-      <w:r>
-        <w:rPr>
-          <w:sz w:val="26"/>
-          <w:szCs w:val="26"/>
-        </w:rPr>
-        <w:t xml:space="preserve"> </w:t>
-      </w:r>
-      <w:proofErr w:type="spellStart"/>
-      <w:r>
-        <w:rPr>
-          <w:sz w:val="26"/>
-          <w:szCs w:val="26"/>
-        </w:rPr>
-        <w:t>thông</w:t>
-      </w:r>
-      <w:proofErr w:type="spellEnd"/>
-      <w:r>
-        <w:rPr>
-          <w:sz w:val="26"/>
-          <w:szCs w:val="26"/>
-        </w:rPr>
-        <w:t xml:space="preserve"> </w:t>
-      </w:r>
-      <w:proofErr w:type="spellStart"/>
-      <w:r>
-        <w:rPr>
-          <w:sz w:val="26"/>
-          <w:szCs w:val="26"/>
-        </w:rPr>
-        <w:t>báo</w:t>
-      </w:r>
-      <w:proofErr w:type="spellEnd"/>
-      <w:r>
-        <w:rPr>
-          <w:sz w:val="26"/>
-          <w:szCs w:val="26"/>
-        </w:rPr>
-        <w:t xml:space="preserve"> </w:t>
-      </w:r>
-      <w:proofErr w:type="spellStart"/>
-      <w:r>
-        <w:rPr>
-          <w:sz w:val="26"/>
-          <w:szCs w:val="26"/>
-        </w:rPr>
-        <w:t>hỏi</w:t>
-      </w:r>
-      <w:proofErr w:type="spellEnd"/>
-      <w:r>
-        <w:rPr>
-          <w:sz w:val="26"/>
-          <w:szCs w:val="26"/>
-        </w:rPr>
-        <w:t xml:space="preserve"> </w:t>
-      </w:r>
-      <w:proofErr w:type="spellStart"/>
-      <w:r>
-        <w:rPr>
-          <w:sz w:val="26"/>
-          <w:szCs w:val="26"/>
-        </w:rPr>
-        <w:t>bạn</w:t>
-      </w:r>
-      <w:proofErr w:type="spellEnd"/>
-      <w:r>
-        <w:rPr>
-          <w:sz w:val="26"/>
-          <w:szCs w:val="26"/>
-        </w:rPr>
-        <w:t xml:space="preserve"> </w:t>
-      </w:r>
-      <w:proofErr w:type="spellStart"/>
-      <w:r>
-        <w:rPr>
-          <w:sz w:val="26"/>
-          <w:szCs w:val="26"/>
-        </w:rPr>
-        <w:t>có</w:t>
-      </w:r>
-      <w:proofErr w:type="spellEnd"/>
-      <w:r>
-        <w:rPr>
-          <w:sz w:val="26"/>
-          <w:szCs w:val="26"/>
-        </w:rPr>
-        <w:t xml:space="preserve"> </w:t>
-      </w:r>
-      <w:proofErr w:type="spellStart"/>
-      <w:r>
-        <w:rPr>
-          <w:sz w:val="26"/>
-          <w:szCs w:val="26"/>
-        </w:rPr>
-        <w:t>muốn</w:t>
-      </w:r>
-      <w:proofErr w:type="spellEnd"/>
-      <w:r>
-        <w:rPr>
-          <w:sz w:val="26"/>
-          <w:szCs w:val="26"/>
-        </w:rPr>
-        <w:t xml:space="preserve"> </w:t>
-      </w:r>
-      <w:proofErr w:type="spellStart"/>
-      <w:r>
-        <w:rPr>
-          <w:sz w:val="26"/>
-          <w:szCs w:val="26"/>
-        </w:rPr>
-        <w:t>khởi</w:t>
-      </w:r>
-      <w:proofErr w:type="spellEnd"/>
-      <w:r>
-        <w:rPr>
-          <w:sz w:val="26"/>
-          <w:szCs w:val="26"/>
-        </w:rPr>
-        <w:t xml:space="preserve"> </w:t>
-      </w:r>
-      <w:proofErr w:type="spellStart"/>
-      <w:r>
-        <w:rPr>
-          <w:sz w:val="26"/>
-          <w:szCs w:val="26"/>
-        </w:rPr>
-        <w:t>động</w:t>
-      </w:r>
-      <w:proofErr w:type="spellEnd"/>
-      <w:r>
-        <w:rPr>
-          <w:sz w:val="26"/>
-          <w:szCs w:val="26"/>
-        </w:rPr>
-        <w:t xml:space="preserve"> </w:t>
-      </w:r>
-      <w:proofErr w:type="spellStart"/>
-      <w:r>
-        <w:rPr>
-          <w:sz w:val="26"/>
-          <w:szCs w:val="26"/>
-        </w:rPr>
-        <w:t>lại</w:t>
-      </w:r>
-      <w:proofErr w:type="spellEnd"/>
-      <w:r>
-        <w:rPr>
-          <w:sz w:val="26"/>
-          <w:szCs w:val="26"/>
-        </w:rPr>
-        <w:t xml:space="preserve"> </w:t>
-      </w:r>
-      <w:proofErr w:type="spellStart"/>
-      <w:r>
-        <w:rPr>
-          <w:sz w:val="26"/>
-          <w:szCs w:val="26"/>
-        </w:rPr>
-        <w:t>phần</w:t>
-      </w:r>
-      <w:proofErr w:type="spellEnd"/>
-      <w:r>
-        <w:rPr>
-          <w:sz w:val="26"/>
-          <w:szCs w:val="26"/>
-        </w:rPr>
-        <w:t xml:space="preserve"> </w:t>
-      </w:r>
-      <w:proofErr w:type="spellStart"/>
-      <w:r>
-        <w:rPr>
-          <w:sz w:val="26"/>
-          <w:szCs w:val="26"/>
-        </w:rPr>
-        <w:t>mềm</w:t>
-      </w:r>
-      <w:proofErr w:type="spellEnd"/>
-      <w:r>
-        <w:rPr>
-          <w:sz w:val="26"/>
-          <w:szCs w:val="26"/>
-        </w:rPr>
-        <w:t xml:space="preserve"> </w:t>
-      </w:r>
-      <w:proofErr w:type="spellStart"/>
-      <w:r>
-        <w:rPr>
-          <w:sz w:val="26"/>
-          <w:szCs w:val="26"/>
-        </w:rPr>
-        <w:t>không</w:t>
-      </w:r>
-      <w:proofErr w:type="spellEnd"/>
-      <w:r>
-        <w:rPr>
-          <w:sz w:val="26"/>
-          <w:szCs w:val="26"/>
-        </w:rPr>
-        <w:t xml:space="preserve">, </w:t>
-      </w:r>
-      <w:proofErr w:type="spellStart"/>
-      <w:r>
-        <w:rPr>
-          <w:sz w:val="26"/>
-          <w:szCs w:val="26"/>
-        </w:rPr>
-        <w:t>hãy</w:t>
-      </w:r>
-      <w:proofErr w:type="spellEnd"/>
-      <w:r>
-        <w:rPr>
-          <w:sz w:val="26"/>
-          <w:szCs w:val="26"/>
-        </w:rPr>
-        <w:t xml:space="preserve"> </w:t>
-      </w:r>
-      <w:proofErr w:type="spellStart"/>
-      <w:r>
-        <w:rPr>
-          <w:sz w:val="26"/>
-          <w:szCs w:val="26"/>
-        </w:rPr>
-        <w:t>bấm</w:t>
-      </w:r>
-      <w:proofErr w:type="spellEnd"/>
-      <w:r>
-        <w:rPr>
-          <w:sz w:val="26"/>
-          <w:szCs w:val="26"/>
-        </w:rPr>
-        <w:t xml:space="preserve"> </w:t>
-      </w:r>
-      <w:r>
-        <w:rPr>
-          <w:b/>
-          <w:bCs/>
-          <w:sz w:val="26"/>
-          <w:szCs w:val="26"/>
-        </w:rPr>
-        <w:t>Yes</w:t>
-      </w:r>
-      <w:r>
-        <w:rPr>
-          <w:sz w:val="26"/>
-          <w:szCs w:val="26"/>
-        </w:rPr>
-        <w:t>.</w:t>
-      </w:r>
-    </w:p>
-    <w:p>
-      <w:pPr>
-        <w:rPr>
-          <w:sz w:val="26"/>
-          <w:szCs w:val="26"/>
-        </w:rPr>
-      </w:pPr>
-      <w:r>
-        <w:rPr>
-          <w:sz w:val="26"/>
-          <w:szCs w:val="26"/>
-        </w:rPr>
-        <w:pict w14:anchorId="0AA0D6EF">
-          <v:rect id="_x0000_i1028" style="width:0;height:.75pt" o:hralign="center" o:hrstd="t" o:hr="t" fillcolor="#a0a0a0" stroked="f"/>
-        </w:pict>
-      </w:r>
-    </w:p>
-    <w:p>
-      <w:pPr>
-        <w:rPr>
-          <w:b/>
-          <w:bCs/>
-          <w:sz w:val="26"/>
-          <w:szCs w:val="26"/>
-        </w:rPr>
-      </w:pPr>
-      <w:proofErr w:type="spellStart"/>
-      <w:r>
-        <w:rPr>
-          <w:b/>
-          <w:bCs/>
-          <w:sz w:val="26"/>
-          <w:szCs w:val="26"/>
-        </w:rPr>
-        <w:t>Bước</w:t>
-      </w:r>
-      <w:proofErr w:type="spellEnd"/>
-      <w:r>
-        <w:rPr>
-          <w:b/>
-          <w:bCs/>
-          <w:sz w:val="26"/>
-          <w:szCs w:val="26"/>
-        </w:rPr>
-        <w:t xml:space="preserve"> 4: </w:t>
-      </w:r>
-      <w:proofErr w:type="spellStart"/>
-      <w:r>
-        <w:rPr>
-          <w:b/>
-          <w:bCs/>
-          <w:sz w:val="26"/>
-          <w:szCs w:val="26"/>
-        </w:rPr>
-        <w:t>Cấu</w:t>
-      </w:r>
-      <w:proofErr w:type="spellEnd"/>
-      <w:r>
-        <w:rPr>
-          <w:b/>
-          <w:bCs/>
-          <w:sz w:val="26"/>
-          <w:szCs w:val="26"/>
-        </w:rPr>
-        <w:t xml:space="preserve"> </w:t>
-      </w:r>
-      <w:proofErr w:type="spellStart"/>
-      <w:r>
-        <w:rPr>
-          <w:b/>
-          <w:bCs/>
-          <w:sz w:val="26"/>
-          <w:szCs w:val="26"/>
-        </w:rPr>
-        <w:t>hình</w:t>
-      </w:r>
-      <w:proofErr w:type="spellEnd"/>
-      <w:r>
-        <w:rPr>
-          <w:b/>
-          <w:bCs/>
-          <w:sz w:val="26"/>
-          <w:szCs w:val="26"/>
-        </w:rPr>
-        <w:t xml:space="preserve"> </w:t>
-      </w:r>
-      <w:proofErr w:type="spellStart"/>
-      <w:r>
-        <w:rPr>
-          <w:b/>
-          <w:bCs/>
-          <w:sz w:val="26"/>
-          <w:szCs w:val="26"/>
-        </w:rPr>
-        <w:t>lệnh</w:t>
-      </w:r>
-      <w:proofErr w:type="spellEnd"/>
-      <w:r>
-        <w:rPr>
-          <w:b/>
-          <w:bCs/>
-          <w:sz w:val="26"/>
-          <w:szCs w:val="26"/>
-        </w:rPr>
-        <w:t xml:space="preserve"> </w:t>
-      </w:r>
-      <w:proofErr w:type="spellStart"/>
-      <w:r>
-        <w:rPr>
-          <w:b/>
-          <w:bCs/>
-          <w:sz w:val="26"/>
-          <w:szCs w:val="26"/>
-        </w:rPr>
-        <w:t>chạy</w:t>
-      </w:r>
-      <w:proofErr w:type="spellEnd"/>
-      <w:r>
-        <w:rPr>
-          <w:b/>
-          <w:bCs/>
-          <w:sz w:val="26"/>
-          <w:szCs w:val="26"/>
-        </w:rPr>
-        <w:t xml:space="preserve"> Python </w:t>
-      </w:r>
-      <w:proofErr w:type="spellStart"/>
-      <w:r>
-        <w:rPr>
-          <w:b/>
-          <w:bCs/>
-          <w:sz w:val="26"/>
-          <w:szCs w:val="26"/>
-        </w:rPr>
-        <w:t>tự</w:t>
-      </w:r>
-      <w:proofErr w:type="spellEnd"/>
-      <w:r>
-        <w:rPr>
-          <w:b/>
-          <w:bCs/>
-          <w:sz w:val="26"/>
-          <w:szCs w:val="26"/>
-        </w:rPr>
-        <w:t xml:space="preserve"> </w:t>
-      </w:r>
-      <w:proofErr w:type="spellStart"/>
-      <w:r>
-        <w:rPr>
-          <w:b/>
-          <w:bCs/>
-          <w:sz w:val="26"/>
-          <w:szCs w:val="26"/>
-        </w:rPr>
-        <w:t>động</w:t>
-      </w:r>
-      <w:proofErr w:type="spellEnd"/>
-    </w:p>
-    <w:p>
-      <w:pPr>
-        <w:rPr>
-          <w:sz w:val="26"/>
-          <w:szCs w:val="26"/>
-        </w:rPr>
-      </w:pPr>
-      <w:r>
-        <w:rPr>
-          <w:sz w:val="26"/>
-          <w:szCs w:val="26"/>
-        </w:rPr>
-        <w:t xml:space="preserve">Sau </w:t>
-      </w:r>
-      <w:proofErr w:type="spellStart"/>
-      <w:r>
-        <w:rPr>
-          <w:sz w:val="26"/>
-          <w:szCs w:val="26"/>
-        </w:rPr>
-        <w:t>khi</w:t>
-      </w:r>
-      <w:proofErr w:type="spellEnd"/>
-      <w:r>
-        <w:rPr>
-          <w:sz w:val="26"/>
-          <w:szCs w:val="26"/>
-        </w:rPr>
-        <w:t xml:space="preserve"> Notepad++ </w:t>
-      </w:r>
-      <w:proofErr w:type="spellStart"/>
-      <w:r>
-        <w:rPr>
-          <w:sz w:val="26"/>
-          <w:szCs w:val="26"/>
-        </w:rPr>
-        <w:t>khởi</w:t>
-      </w:r>
-      <w:proofErr w:type="spellEnd"/>
-      <w:r>
-        <w:rPr>
-          <w:sz w:val="26"/>
-          <w:szCs w:val="26"/>
-        </w:rPr>
-        <w:t xml:space="preserve"> </w:t>
-      </w:r>
-      <w:proofErr w:type="spellStart"/>
-      <w:r>
-        <w:rPr>
-          <w:sz w:val="26"/>
-          <w:szCs w:val="26"/>
-        </w:rPr>
-        <w:t>động</w:t>
-      </w:r>
-      <w:proofErr w:type="spellEnd"/>
-      <w:r>
-        <w:rPr>
-          <w:sz w:val="26"/>
-          <w:szCs w:val="26"/>
-        </w:rPr>
-        <w:t xml:space="preserve"> </w:t>
-      </w:r>
-      <w:proofErr w:type="spellStart"/>
-      <w:r>
-        <w:rPr>
-          <w:sz w:val="26"/>
-          <w:szCs w:val="26"/>
-        </w:rPr>
-        <w:t>lại</w:t>
-      </w:r>
-      <w:proofErr w:type="spellEnd"/>
-      <w:r>
-        <w:rPr>
-          <w:sz w:val="26"/>
-          <w:szCs w:val="26"/>
-        </w:rPr>
-        <w:t xml:space="preserve">, </w:t>
-      </w:r>
-      <w:proofErr w:type="spellStart"/>
-      <w:r>
-        <w:rPr>
-          <w:sz w:val="26"/>
-          <w:szCs w:val="26"/>
-        </w:rPr>
-        <w:t>bạn</w:t>
-      </w:r>
-      <w:proofErr w:type="spellEnd"/>
-      <w:r>
-        <w:rPr>
-          <w:sz w:val="26"/>
-          <w:szCs w:val="26"/>
-        </w:rPr>
-        <w:t xml:space="preserve"> </w:t>
-      </w:r>
-      <w:proofErr w:type="spellStart"/>
-      <w:r>
-        <w:rPr>
-          <w:sz w:val="26"/>
-          <w:szCs w:val="26"/>
-        </w:rPr>
-        <w:t>tiến</w:t>
-      </w:r>
-      <w:proofErr w:type="spellEnd"/>
-      <w:r>
-        <w:rPr>
-          <w:sz w:val="26"/>
-          <w:szCs w:val="26"/>
-        </w:rPr>
-        <w:t xml:space="preserve"> </w:t>
-      </w:r>
-      <w:proofErr w:type="spellStart"/>
-      <w:r>
-        <w:rPr>
-          <w:sz w:val="26"/>
-          <w:szCs w:val="26"/>
-        </w:rPr>
-        <w:t>hành</w:t>
-      </w:r>
-      <w:proofErr w:type="spellEnd"/>
-      <w:r>
-        <w:rPr>
-          <w:sz w:val="26"/>
-          <w:szCs w:val="26"/>
-        </w:rPr>
-        <w:t xml:space="preserve"> </w:t>
-      </w:r>
-      <w:proofErr w:type="spellStart"/>
-      <w:r>
-        <w:rPr>
-          <w:sz w:val="26"/>
-          <w:szCs w:val="26"/>
-        </w:rPr>
-        <w:t>thiết</w:t>
-      </w:r>
-      <w:proofErr w:type="spellEnd"/>
-      <w:r>
-        <w:rPr>
-          <w:sz w:val="26"/>
-          <w:szCs w:val="26"/>
-        </w:rPr>
-        <w:t xml:space="preserve"> </w:t>
-      </w:r>
-      <w:proofErr w:type="spellStart"/>
-      <w:r>
-        <w:rPr>
-          <w:sz w:val="26"/>
-          <w:szCs w:val="26"/>
-        </w:rPr>
-        <w:t>lập</w:t>
-      </w:r>
-      <w:proofErr w:type="spellEnd"/>
-      <w:r>
-        <w:rPr>
-          <w:sz w:val="26"/>
-          <w:szCs w:val="26"/>
-        </w:rPr>
-        <w:t xml:space="preserve"> </w:t>
-      </w:r>
-      <w:proofErr w:type="spellStart"/>
-      <w:r>
-        <w:rPr>
-          <w:sz w:val="26"/>
-          <w:szCs w:val="26"/>
-        </w:rPr>
-        <w:t>lệnh</w:t>
-      </w:r>
-      <w:proofErr w:type="spellEnd"/>
-      <w:r>
-        <w:rPr>
-          <w:sz w:val="26"/>
-          <w:szCs w:val="26"/>
-        </w:rPr>
-        <w:t xml:space="preserve"> </w:t>
-      </w:r>
-      <w:proofErr w:type="spellStart"/>
-      <w:r>
-        <w:rPr>
-          <w:sz w:val="26"/>
-          <w:szCs w:val="26"/>
-        </w:rPr>
-        <w:t>thực</w:t>
-      </w:r>
-      <w:proofErr w:type="spellEnd"/>
-      <w:r>
-        <w:rPr>
-          <w:sz w:val="26"/>
-          <w:szCs w:val="26"/>
-        </w:rPr>
-        <w:t xml:space="preserve"> </w:t>
-      </w:r>
-      <w:proofErr w:type="spellStart"/>
-      <w:r>
-        <w:rPr>
-          <w:sz w:val="26"/>
-          <w:szCs w:val="26"/>
-        </w:rPr>
-        <w:t>thi</w:t>
-      </w:r>
-      <w:proofErr w:type="spellEnd"/>
-      <w:r>
-        <w:rPr>
-          <w:sz w:val="26"/>
-          <w:szCs w:val="26"/>
-        </w:rPr>
-        <w:t>:</w:t>
-      </w:r>
-    </w:p>
-    <w:p>
-      <w:pPr>
-        <w:numPr>
-          <w:ilvl w:val="0"/>
-          <w:numId w:val="4"/>
-        </w:numPr>
-        <w:rPr>
-          <w:sz w:val="26"/>
-          <w:szCs w:val="26"/>
-        </w:rPr>
-      </w:pPr>
-      <w:proofErr w:type="spellStart"/>
-      <w:r>
-        <w:rPr>
-          <w:sz w:val="26"/>
-          <w:szCs w:val="26"/>
-        </w:rPr>
-        <w:t>Trên</w:t>
-      </w:r>
-      <w:proofErr w:type="spellEnd"/>
-      <w:r>
-        <w:rPr>
-          <w:sz w:val="26"/>
-          <w:szCs w:val="26"/>
-        </w:rPr>
-        <w:t xml:space="preserve"> </w:t>
-      </w:r>
-      <w:proofErr w:type="spellStart"/>
-      <w:r>
-        <w:rPr>
-          <w:sz w:val="26"/>
-          <w:szCs w:val="26"/>
-        </w:rPr>
-        <w:t>thanh</w:t>
-      </w:r>
-      <w:proofErr w:type="spellEnd"/>
-      <w:r>
-        <w:rPr>
-          <w:sz w:val="26"/>
-          <w:szCs w:val="26"/>
-        </w:rPr>
-        <w:t xml:space="preserve"> menu, </w:t>
-      </w:r>
-      <w:proofErr w:type="spellStart"/>
-      <w:r>
-        <w:rPr>
-          <w:sz w:val="26"/>
-          <w:szCs w:val="26"/>
-        </w:rPr>
-        <w:t>chọn</w:t>
-      </w:r>
-      <w:proofErr w:type="spellEnd"/>
-      <w:r>
-        <w:rPr>
-          <w:sz w:val="26"/>
-          <w:szCs w:val="26"/>
-        </w:rPr>
-        <w:t xml:space="preserve"> </w:t>
-      </w:r>
-      <w:r>
-        <w:rPr>
-          <w:b/>
-          <w:bCs/>
-          <w:sz w:val="26"/>
-          <w:szCs w:val="26"/>
-        </w:rPr>
-        <w:t>Plugins</w:t>
-      </w:r>
-      <w:r>
-        <w:rPr>
-          <w:sz w:val="26"/>
-          <w:szCs w:val="26"/>
-        </w:rPr>
-        <w:t xml:space="preserve"> &gt; </w:t>
-      </w:r>
-      <w:proofErr w:type="spellStart"/>
-      <w:r>
-        <w:rPr>
-          <w:b/>
-          <w:bCs/>
-          <w:sz w:val="26"/>
-          <w:szCs w:val="26"/>
-        </w:rPr>
-        <w:t>NppExec</w:t>
-      </w:r>
-      <w:proofErr w:type="spellEnd"/>
-      <w:r>
-        <w:rPr>
-          <w:sz w:val="26"/>
-          <w:szCs w:val="26"/>
-        </w:rPr>
-        <w:t xml:space="preserve"> &gt; </w:t>
-      </w:r>
-      <w:r>
-        <w:rPr>
-          <w:b/>
-          <w:bCs/>
-          <w:sz w:val="26"/>
-          <w:szCs w:val="26"/>
-        </w:rPr>
-        <w:t>Execute...</w:t>
-      </w:r>
-      <w:r>
-        <w:rPr>
-          <w:sz w:val="26"/>
-          <w:szCs w:val="26"/>
-        </w:rPr>
-        <w:t xml:space="preserve"> (</w:t>
-      </w:r>
-      <w:proofErr w:type="spellStart"/>
-      <w:r>
-        <w:rPr>
-          <w:sz w:val="26"/>
-          <w:szCs w:val="26"/>
-        </w:rPr>
-        <w:t>hoặc</w:t>
-      </w:r>
-      <w:proofErr w:type="spellEnd"/>
-      <w:r>
-        <w:rPr>
-          <w:sz w:val="26"/>
-          <w:szCs w:val="26"/>
-        </w:rPr>
-        <w:t xml:space="preserve"> </w:t>
-      </w:r>
-      <w:proofErr w:type="spellStart"/>
-      <w:r>
-        <w:rPr>
-          <w:sz w:val="26"/>
-          <w:szCs w:val="26"/>
-        </w:rPr>
-        <w:t>nhấn</w:t>
-      </w:r>
-      <w:proofErr w:type="spellEnd"/>
-      <w:r>
-        <w:rPr>
-          <w:sz w:val="26"/>
-          <w:szCs w:val="26"/>
-        </w:rPr>
-        <w:t xml:space="preserve"> </w:t>
-      </w:r>
-      <w:proofErr w:type="spellStart"/>
-      <w:r>
-        <w:rPr>
-          <w:sz w:val="26"/>
-          <w:szCs w:val="26"/>
-        </w:rPr>
-        <w:t>phím</w:t>
-      </w:r>
-      <w:proofErr w:type="spellEnd"/>
-      <w:r>
-        <w:rPr>
-          <w:sz w:val="26"/>
-          <w:szCs w:val="26"/>
-        </w:rPr>
-        <w:t xml:space="preserve"> </w:t>
-      </w:r>
-      <w:proofErr w:type="spellStart"/>
-      <w:r>
-        <w:rPr>
-          <w:sz w:val="26"/>
-          <w:szCs w:val="26"/>
-        </w:rPr>
-        <w:t>tắt</w:t>
-      </w:r>
-      <w:proofErr w:type="spellEnd"/>
-      <w:r>
-        <w:rPr>
-          <w:sz w:val="26"/>
-          <w:szCs w:val="26"/>
-        </w:rPr>
-        <w:t xml:space="preserve"> </w:t>
-      </w:r>
-      <w:r>
-        <w:rPr>
-          <w:b/>
-          <w:bCs/>
-          <w:sz w:val="26"/>
-          <w:szCs w:val="26"/>
-        </w:rPr>
-        <w:t>F6</w:t>
-      </w:r>
-      <w:r>
-        <w:rPr>
-          <w:sz w:val="26"/>
-          <w:szCs w:val="26"/>
-        </w:rPr>
-        <w:t>).</w:t>
-      </w:r>
-    </w:p>
-    <w:p>
-      <w:pPr>
-        <w:numPr>
-          <w:ilvl w:val="0"/>
-          <w:numId w:val="4"/>
-        </w:numPr>
-        <w:rPr>
-          <w:sz w:val="26"/>
-          <w:szCs w:val="26"/>
-          <w:lang w:val="vi-VN"/>
-        </w:rPr>
-      </w:pPr>
-      <w:proofErr w:type="spellStart"/>
-      <w:r>
-        <w:rPr>
-          <w:sz w:val="26"/>
-          <w:szCs w:val="26"/>
-        </w:rPr>
-        <w:lastRenderedPageBreak/>
-        <w:t>Một</w:t>
-      </w:r>
-      <w:proofErr w:type="spellEnd"/>
-      <w:r>
-        <w:rPr>
-          <w:sz w:val="26"/>
-          <w:szCs w:val="26"/>
-        </w:rPr>
-        <w:t xml:space="preserve"> </w:t>
-      </w:r>
-      <w:proofErr w:type="spellStart"/>
-      <w:r>
-        <w:rPr>
-          <w:sz w:val="26"/>
-          <w:szCs w:val="26"/>
-        </w:rPr>
-        <w:t>hộp</w:t>
-      </w:r>
-      <w:proofErr w:type="spellEnd"/>
-      <w:r>
-        <w:rPr>
-          <w:sz w:val="26"/>
-          <w:szCs w:val="26"/>
-        </w:rPr>
-        <w:t xml:space="preserve"> </w:t>
-      </w:r>
-      <w:proofErr w:type="spellStart"/>
-      <w:r>
-        <w:rPr>
-          <w:sz w:val="26"/>
-          <w:szCs w:val="26"/>
-        </w:rPr>
-        <w:t>thoại</w:t>
-      </w:r>
-      <w:proofErr w:type="spellEnd"/>
-      <w:r>
-        <w:rPr>
-          <w:sz w:val="26"/>
-          <w:szCs w:val="26"/>
-        </w:rPr>
-        <w:t xml:space="preserve"> </w:t>
-      </w:r>
-      <w:proofErr w:type="spellStart"/>
-      <w:r>
-        <w:rPr>
-          <w:sz w:val="26"/>
-          <w:szCs w:val="26"/>
-        </w:rPr>
-        <w:t>nhỏ</w:t>
-      </w:r>
-      <w:proofErr w:type="spellEnd"/>
-      <w:r>
-        <w:rPr>
-          <w:sz w:val="26"/>
-          <w:szCs w:val="26"/>
-        </w:rPr>
-        <w:t xml:space="preserve"> </w:t>
-      </w:r>
-      <w:proofErr w:type="spellStart"/>
-      <w:r>
-        <w:rPr>
-          <w:sz w:val="26"/>
-          <w:szCs w:val="26"/>
-        </w:rPr>
-        <w:t>hiện</w:t>
-      </w:r>
-      <w:proofErr w:type="spellEnd"/>
-      <w:r>
-        <w:rPr>
-          <w:sz w:val="26"/>
-          <w:szCs w:val="26"/>
-        </w:rPr>
-        <w:t xml:space="preserve"> </w:t>
-      </w:r>
-      <w:proofErr w:type="spellStart"/>
-      <w:r>
-        <w:rPr>
-          <w:sz w:val="26"/>
-          <w:szCs w:val="26"/>
-        </w:rPr>
-        <w:t>ra</w:t>
-      </w:r>
-      <w:proofErr w:type="spellEnd"/>
-      <w:r>
-        <w:rPr>
-          <w:sz w:val="26"/>
-          <w:szCs w:val="26"/>
-        </w:rPr>
-        <w:t xml:space="preserve">, </w:t>
-      </w:r>
-      <w:proofErr w:type="spellStart"/>
-      <w:r>
-        <w:rPr>
-          <w:sz w:val="26"/>
-          <w:szCs w:val="26"/>
-        </w:rPr>
-        <w:t>bạn</w:t>
-      </w:r>
-      <w:proofErr w:type="spellEnd"/>
-      <w:r>
-        <w:rPr>
-          <w:sz w:val="26"/>
-          <w:szCs w:val="26"/>
-        </w:rPr>
-        <w:t xml:space="preserve"> </w:t>
-      </w:r>
-      <w:proofErr w:type="spellStart"/>
-      <w:r>
-        <w:rPr>
-          <w:sz w:val="26"/>
-          <w:szCs w:val="26"/>
-        </w:rPr>
-        <w:t>sao</w:t>
-      </w:r>
-      <w:proofErr w:type="spellEnd"/>
-      <w:r>
-        <w:rPr>
-          <w:sz w:val="26"/>
-          <w:szCs w:val="26"/>
-        </w:rPr>
-        <w:t xml:space="preserve"> </w:t>
-      </w:r>
-      <w:proofErr w:type="spellStart"/>
-      <w:r>
-        <w:rPr>
-          <w:sz w:val="26"/>
-          <w:szCs w:val="26"/>
-        </w:rPr>
-        <w:t>chép</w:t>
-      </w:r>
-      <w:proofErr w:type="spellEnd"/>
-      <w:r>
-        <w:rPr>
-          <w:sz w:val="26"/>
-          <w:szCs w:val="26"/>
-        </w:rPr>
-        <w:t xml:space="preserve"> (Copy) </w:t>
-      </w:r>
-      <w:proofErr w:type="spellStart"/>
-      <w:r>
-        <w:rPr>
-          <w:sz w:val="26"/>
-          <w:szCs w:val="26"/>
-        </w:rPr>
-        <w:t>và</w:t>
-      </w:r>
-      <w:proofErr w:type="spellEnd"/>
-      <w:r>
-        <w:rPr>
-          <w:sz w:val="26"/>
-          <w:szCs w:val="26"/>
-        </w:rPr>
-        <w:t xml:space="preserve"> </w:t>
-      </w:r>
-      <w:proofErr w:type="spellStart"/>
-      <w:r>
-        <w:rPr>
-          <w:sz w:val="26"/>
-          <w:szCs w:val="26"/>
-        </w:rPr>
-        <w:t>dán</w:t>
-      </w:r>
-      <w:proofErr w:type="spellEnd"/>
-      <w:r>
-        <w:rPr>
-          <w:sz w:val="26"/>
-          <w:szCs w:val="26"/>
-        </w:rPr>
-        <w:t xml:space="preserve"> (Paste) </w:t>
-      </w:r>
-      <w:proofErr w:type="spellStart"/>
-      <w:r>
-        <w:rPr>
-          <w:sz w:val="26"/>
-          <w:szCs w:val="26"/>
-        </w:rPr>
-        <w:t>đoạn</w:t>
-      </w:r>
-      <w:proofErr w:type="spellEnd"/>
-      <w:r>
-        <w:rPr>
-          <w:sz w:val="26"/>
-          <w:szCs w:val="26"/>
-        </w:rPr>
-        <w:t xml:space="preserve"> </w:t>
-      </w:r>
-      <w:proofErr w:type="spellStart"/>
-      <w:r>
-        <w:rPr>
-          <w:sz w:val="26"/>
-          <w:szCs w:val="26"/>
-        </w:rPr>
-        <w:t>mã</w:t>
-      </w:r>
-      <w:proofErr w:type="spellEnd"/>
-      <w:r>
-        <w:rPr>
-          <w:sz w:val="26"/>
-          <w:szCs w:val="26"/>
-        </w:rPr>
-        <w:t xml:space="preserve"> </w:t>
-      </w:r>
-      <w:proofErr w:type="spellStart"/>
-      <w:r>
-        <w:rPr>
-          <w:sz w:val="26"/>
-          <w:szCs w:val="26"/>
-        </w:rPr>
-        <w:t>lệnh</w:t>
-      </w:r>
-      <w:proofErr w:type="spellEnd"/>
-      <w:r>
-        <w:rPr>
-          <w:sz w:val="26"/>
-          <w:szCs w:val="26"/>
-        </w:rPr>
-        <w:t xml:space="preserve"> </w:t>
-      </w:r>
-      <w:proofErr w:type="spellStart"/>
-      <w:r>
-        <w:rPr>
-          <w:sz w:val="26"/>
-          <w:szCs w:val="26"/>
-        </w:rPr>
-        <w:t>sau</w:t>
-      </w:r>
-      <w:proofErr w:type="spellEnd"/>
-      <w:r>
-        <w:rPr>
-          <w:sz w:val="26"/>
-          <w:szCs w:val="26"/>
-        </w:rPr>
-        <w:t xml:space="preserve"> </w:t>
-      </w:r>
-      <w:proofErr w:type="spellStart"/>
-      <w:r>
-        <w:rPr>
-          <w:sz w:val="26"/>
-          <w:szCs w:val="26"/>
-        </w:rPr>
-        <w:t>vào</w:t>
-      </w:r>
-      <w:proofErr w:type="spellEnd"/>
-      <w:r>
-        <w:rPr>
-          <w:sz w:val="26"/>
-          <w:szCs w:val="26"/>
-        </w:rPr>
-        <w:t xml:space="preserve"> </w:t>
-      </w:r>
-      <w:proofErr w:type="spellStart"/>
-      <w:r>
-        <w:rPr>
-          <w:sz w:val="26"/>
-          <w:szCs w:val="26"/>
-        </w:rPr>
-        <w:t>khung</w:t>
-      </w:r>
-      <w:proofErr w:type="spellEnd"/>
-      <w:r>
-        <w:rPr>
-          <w:sz w:val="26"/>
-          <w:szCs w:val="26"/>
-        </w:rPr>
-        <w:t xml:space="preserve"> </w:t>
-      </w:r>
-      <w:proofErr w:type="spellStart"/>
-      <w:r>
-        <w:rPr>
-          <w:sz w:val="26"/>
-          <w:szCs w:val="26"/>
-        </w:rPr>
-        <w:t>trống</w:t>
-      </w:r>
-      <w:proofErr w:type="spellEnd"/>
-      <w:r>
-        <w:rPr>
-          <w:sz w:val="26"/>
-          <w:szCs w:val="26"/>
-        </w:rPr>
-        <w:t>:</w:t>
-      </w:r>
-      <w:r>
-        <w:rPr>
-          <w:sz w:val="26"/>
-          <w:szCs w:val="26"/>
-          <w:lang w:val="vi-VN"/>
-        </w:rPr>
-        <w:t xml:space="preserve"> </w:t>
-      </w:r>
-    </w:p>
-    <w:p>
-      <w:pPr>
-        <w:ind w:left="720"/>
-        <w:rPr>
-          <w:sz w:val="26"/>
-          <w:szCs w:val="26"/>
-          <w:lang w:val="vi-VN"/>
-        </w:rPr>
-      </w:pPr>
-    </w:p>
-    <w:p>
-      <w:pPr>
-        <w:rPr>
-          <w:i/>
-          <w:iCs/>
-          <w:sz w:val="26"/>
-          <w:szCs w:val="26"/>
-          <w:lang w:val="vi-VN"/>
-        </w:rPr>
-      </w:pPr>
-      <w:r>
-        <w:rPr>
-          <w:sz w:val="26"/>
-          <w:szCs w:val="26"/>
-          <w:lang w:val="vi-VN"/>
-        </w:rPr>
-        <w:t xml:space="preserve">              </w:t>
-      </w:r>
-      <w:proofErr w:type="spellStart"/>
-      <w:r>
-        <w:rPr>
-          <w:i/>
-          <w:iCs/>
-          <w:sz w:val="26"/>
-          <w:szCs w:val="26"/>
-          <w:lang w:val="vi-VN"/>
-        </w:rPr>
-        <w:t>npp_save</w:t>
-      </w:r>
-      <w:proofErr w:type="spellEnd"/>
-    </w:p>
-    <w:p>
-      <w:pPr>
-        <w:ind w:left="720"/>
-        <w:rPr>
-          <w:i/>
-          <w:iCs/>
-          <w:sz w:val="26"/>
-          <w:szCs w:val="26"/>
-          <w:lang w:val="vi-VN"/>
-        </w:rPr>
-      </w:pPr>
-      <w:proofErr w:type="spellStart"/>
-      <w:r>
-        <w:rPr>
-          <w:i/>
-          <w:iCs/>
-          <w:sz w:val="26"/>
-          <w:szCs w:val="26"/>
-          <w:lang w:val="vi-VN"/>
-        </w:rPr>
-        <w:t>cd</w:t>
-      </w:r>
-      <w:proofErr w:type="spellEnd"/>
-      <w:r>
-        <w:rPr>
-          <w:i/>
-          <w:iCs/>
-          <w:sz w:val="26"/>
-          <w:szCs w:val="26"/>
-          <w:lang w:val="vi-VN"/>
-        </w:rPr>
-        <w:t xml:space="preserve"> "$(CURRENT_DIRECTORY)"</w:t>
-      </w:r>
-    </w:p>
-    <w:p>
-      <w:pPr>
-        <w:ind w:left="720"/>
-        <w:rPr>
-          <w:i/>
-          <w:iCs/>
-          <w:sz w:val="26"/>
-          <w:szCs w:val="26"/>
-          <w:lang w:val="vi-VN"/>
-        </w:rPr>
-      </w:pPr>
-      <w:proofErr w:type="spellStart"/>
-      <w:r>
-        <w:rPr>
-          <w:i/>
-          <w:iCs/>
-          <w:sz w:val="26"/>
-          <w:szCs w:val="26"/>
-          <w:lang w:val="vi-VN"/>
-        </w:rPr>
-        <w:t>python</w:t>
-      </w:r>
-      <w:proofErr w:type="spellEnd"/>
-      <w:r>
-        <w:rPr>
-          <w:i/>
-          <w:iCs/>
-          <w:sz w:val="26"/>
-          <w:szCs w:val="26"/>
-          <w:lang w:val="vi-VN"/>
-        </w:rPr>
-        <w:t xml:space="preserve"> "$(FILE_NAME)"</w:t>
-      </w:r>
-    </w:p>
-    <w:p>
-      <w:pPr>
-        <w:ind w:left="720"/>
-        <w:rPr>
-          <w:i/>
-          <w:iCs/>
-          <w:sz w:val="26"/>
-          <w:szCs w:val="26"/>
-          <w:lang w:val="vi-VN"/>
-        </w:rPr>
-      </w:pPr>
-    </w:p>
-    <w:p>
-      <w:pPr>
-        <w:rPr>
-          <w:sz w:val="26"/>
-          <w:szCs w:val="26"/>
-        </w:rPr>
-      </w:pPr>
-      <w:r>
-        <w:rPr>
-          <w:sz w:val="26"/>
-          <w:szCs w:val="26"/>
-        </w:rPr>
-        <w:t>(</w:t>
-      </w:r>
-      <w:proofErr w:type="spellStart"/>
-      <w:r>
-        <w:rPr>
-          <w:sz w:val="26"/>
-          <w:szCs w:val="26"/>
-        </w:rPr>
-        <w:t>Đoạn</w:t>
-      </w:r>
-      <w:proofErr w:type="spellEnd"/>
-      <w:r>
-        <w:rPr>
-          <w:sz w:val="26"/>
-          <w:szCs w:val="26"/>
-        </w:rPr>
-        <w:t xml:space="preserve"> </w:t>
-      </w:r>
-      <w:proofErr w:type="spellStart"/>
-      <w:r>
-        <w:rPr>
-          <w:sz w:val="26"/>
-          <w:szCs w:val="26"/>
-        </w:rPr>
-        <w:t>mã</w:t>
-      </w:r>
-      <w:proofErr w:type="spellEnd"/>
-      <w:r>
-        <w:rPr>
-          <w:sz w:val="26"/>
-          <w:szCs w:val="26"/>
-        </w:rPr>
-        <w:t xml:space="preserve"> </w:t>
-      </w:r>
-      <w:proofErr w:type="spellStart"/>
-      <w:r>
-        <w:rPr>
-          <w:sz w:val="26"/>
-          <w:szCs w:val="26"/>
-        </w:rPr>
-        <w:t>này</w:t>
-      </w:r>
-      <w:proofErr w:type="spellEnd"/>
-      <w:r>
-        <w:rPr>
-          <w:sz w:val="26"/>
-          <w:szCs w:val="26"/>
-        </w:rPr>
-        <w:t xml:space="preserve"> </w:t>
-      </w:r>
-      <w:proofErr w:type="spellStart"/>
-      <w:r>
-        <w:rPr>
-          <w:sz w:val="26"/>
-          <w:szCs w:val="26"/>
-        </w:rPr>
-        <w:t>có</w:t>
-      </w:r>
-      <w:proofErr w:type="spellEnd"/>
-      <w:r>
-        <w:rPr>
-          <w:sz w:val="26"/>
-          <w:szCs w:val="26"/>
-        </w:rPr>
-        <w:t xml:space="preserve"> ý </w:t>
-      </w:r>
-      <w:proofErr w:type="spellStart"/>
-      <w:r>
-        <w:rPr>
-          <w:sz w:val="26"/>
-          <w:szCs w:val="26"/>
-        </w:rPr>
-        <w:t>nghĩa</w:t>
-      </w:r>
-      <w:proofErr w:type="spellEnd"/>
-      <w:r>
-        <w:rPr>
-          <w:sz w:val="26"/>
-          <w:szCs w:val="26"/>
-        </w:rPr>
-        <w:t xml:space="preserve">: </w:t>
-      </w:r>
-      <w:proofErr w:type="spellStart"/>
-      <w:r>
-        <w:rPr>
-          <w:sz w:val="26"/>
-          <w:szCs w:val="26"/>
-        </w:rPr>
-        <w:t>Tự</w:t>
-      </w:r>
-      <w:proofErr w:type="spellEnd"/>
-      <w:r>
-        <w:rPr>
-          <w:sz w:val="26"/>
-          <w:szCs w:val="26"/>
-        </w:rPr>
-        <w:t xml:space="preserve"> </w:t>
-      </w:r>
-      <w:proofErr w:type="spellStart"/>
-      <w:r>
-        <w:rPr>
-          <w:sz w:val="26"/>
-          <w:szCs w:val="26"/>
-        </w:rPr>
-        <w:t>động</w:t>
-      </w:r>
-      <w:proofErr w:type="spellEnd"/>
-      <w:r>
-        <w:rPr>
-          <w:sz w:val="26"/>
-          <w:szCs w:val="26"/>
-        </w:rPr>
-        <w:t xml:space="preserve"> </w:t>
-      </w:r>
-      <w:proofErr w:type="spellStart"/>
-      <w:r>
-        <w:rPr>
-          <w:sz w:val="26"/>
-          <w:szCs w:val="26"/>
-        </w:rPr>
-        <w:t>lưu</w:t>
-      </w:r>
-      <w:proofErr w:type="spellEnd"/>
-      <w:r>
-        <w:rPr>
-          <w:sz w:val="26"/>
-          <w:szCs w:val="26"/>
-        </w:rPr>
-        <w:t xml:space="preserve"> file </w:t>
-      </w:r>
-      <w:proofErr w:type="spellStart"/>
-      <w:r>
-        <w:rPr>
-          <w:sz w:val="26"/>
-          <w:szCs w:val="26"/>
-        </w:rPr>
-        <w:t>hiện</w:t>
-      </w:r>
-      <w:proofErr w:type="spellEnd"/>
-      <w:r>
-        <w:rPr>
-          <w:sz w:val="26"/>
-          <w:szCs w:val="26"/>
-        </w:rPr>
-        <w:t xml:space="preserve"> </w:t>
-      </w:r>
-      <w:proofErr w:type="spellStart"/>
-      <w:r>
-        <w:rPr>
-          <w:sz w:val="26"/>
-          <w:szCs w:val="26"/>
-        </w:rPr>
-        <w:t>tại</w:t>
-      </w:r>
-      <w:proofErr w:type="spellEnd"/>
-      <w:r>
-        <w:rPr>
-          <w:sz w:val="26"/>
-          <w:szCs w:val="26"/>
-        </w:rPr>
-        <w:t xml:space="preserve"> -&gt; Trỏ </w:t>
-      </w:r>
-      <w:proofErr w:type="spellStart"/>
-      <w:r>
-        <w:rPr>
-          <w:sz w:val="26"/>
-          <w:szCs w:val="26"/>
-        </w:rPr>
-        <w:t>đường</w:t>
-      </w:r>
-      <w:proofErr w:type="spellEnd"/>
-      <w:r>
-        <w:rPr>
-          <w:sz w:val="26"/>
-          <w:szCs w:val="26"/>
-        </w:rPr>
-        <w:t xml:space="preserve"> </w:t>
-      </w:r>
-      <w:proofErr w:type="spellStart"/>
-      <w:r>
-        <w:rPr>
-          <w:sz w:val="26"/>
-          <w:szCs w:val="26"/>
-        </w:rPr>
-        <w:t>dẫn</w:t>
-      </w:r>
-      <w:proofErr w:type="spellEnd"/>
-      <w:r>
-        <w:rPr>
-          <w:sz w:val="26"/>
-          <w:szCs w:val="26"/>
-        </w:rPr>
-        <w:t xml:space="preserve"> </w:t>
-      </w:r>
-      <w:proofErr w:type="spellStart"/>
-      <w:r>
-        <w:rPr>
-          <w:sz w:val="26"/>
-          <w:szCs w:val="26"/>
-        </w:rPr>
-        <w:t>đến</w:t>
-      </w:r>
-      <w:proofErr w:type="spellEnd"/>
-      <w:r>
-        <w:rPr>
-          <w:sz w:val="26"/>
-          <w:szCs w:val="26"/>
-        </w:rPr>
-        <w:t xml:space="preserve"> </w:t>
-      </w:r>
-      <w:proofErr w:type="spellStart"/>
-      <w:r>
-        <w:rPr>
-          <w:sz w:val="26"/>
-          <w:szCs w:val="26"/>
-        </w:rPr>
-        <w:t>thư</w:t>
-      </w:r>
-      <w:proofErr w:type="spellEnd"/>
-      <w:r>
-        <w:rPr>
-          <w:sz w:val="26"/>
-          <w:szCs w:val="26"/>
-        </w:rPr>
-        <w:t xml:space="preserve"> </w:t>
-      </w:r>
-      <w:proofErr w:type="spellStart"/>
-      <w:r>
-        <w:rPr>
-          <w:sz w:val="26"/>
-          <w:szCs w:val="26"/>
-        </w:rPr>
-        <w:t>mục</w:t>
-      </w:r>
-      <w:proofErr w:type="spellEnd"/>
-      <w:r>
-        <w:rPr>
-          <w:sz w:val="26"/>
-          <w:szCs w:val="26"/>
-        </w:rPr>
-        <w:t xml:space="preserve"> </w:t>
-      </w:r>
-      <w:proofErr w:type="spellStart"/>
-      <w:r>
-        <w:rPr>
-          <w:sz w:val="26"/>
-          <w:szCs w:val="26"/>
-        </w:rPr>
-        <w:t>chứa</w:t>
-      </w:r>
-      <w:proofErr w:type="spellEnd"/>
-      <w:r>
-        <w:rPr>
-          <w:sz w:val="26"/>
-          <w:szCs w:val="26"/>
-        </w:rPr>
-        <w:t xml:space="preserve"> file -&gt; </w:t>
-      </w:r>
-      <w:proofErr w:type="spellStart"/>
-      <w:r>
-        <w:rPr>
-          <w:sz w:val="26"/>
-          <w:szCs w:val="26"/>
-        </w:rPr>
-        <w:t>Chạy</w:t>
-      </w:r>
-      <w:proofErr w:type="spellEnd"/>
-      <w:r>
-        <w:rPr>
-          <w:sz w:val="26"/>
-          <w:szCs w:val="26"/>
-        </w:rPr>
-        <w:t xml:space="preserve"> file </w:t>
-      </w:r>
-      <w:proofErr w:type="spellStart"/>
-      <w:r>
-        <w:rPr>
-          <w:sz w:val="26"/>
-          <w:szCs w:val="26"/>
-        </w:rPr>
-        <w:t>đó</w:t>
-      </w:r>
-      <w:proofErr w:type="spellEnd"/>
-      <w:r>
-        <w:rPr>
-          <w:sz w:val="26"/>
-          <w:szCs w:val="26"/>
-        </w:rPr>
-        <w:t xml:space="preserve"> </w:t>
-      </w:r>
-      <w:proofErr w:type="spellStart"/>
-      <w:r>
-        <w:rPr>
-          <w:sz w:val="26"/>
-          <w:szCs w:val="26"/>
-        </w:rPr>
-        <w:t>bằng</w:t>
-      </w:r>
-      <w:proofErr w:type="spellEnd"/>
-      <w:r>
-        <w:rPr>
-          <w:sz w:val="26"/>
-          <w:szCs w:val="26"/>
-        </w:rPr>
-        <w:t xml:space="preserve"> Python).</w:t>
-      </w:r>
-    </w:p>
-    <w:p>
-      <w:pPr>
-        <w:numPr>
-          <w:ilvl w:val="0"/>
-          <w:numId w:val="4"/>
-        </w:numPr>
-        <w:rPr>
-          <w:sz w:val="26"/>
-          <w:szCs w:val="26"/>
-        </w:rPr>
-      </w:pPr>
-      <w:proofErr w:type="spellStart"/>
-      <w:r>
-        <w:rPr>
-          <w:sz w:val="26"/>
-          <w:szCs w:val="26"/>
-        </w:rPr>
-        <w:t>Nhấn</w:t>
-      </w:r>
-      <w:proofErr w:type="spellEnd"/>
-      <w:r>
-        <w:rPr>
-          <w:sz w:val="26"/>
-          <w:szCs w:val="26"/>
-        </w:rPr>
-        <w:t xml:space="preserve"> </w:t>
-      </w:r>
-      <w:proofErr w:type="spellStart"/>
-      <w:r>
-        <w:rPr>
-          <w:sz w:val="26"/>
-          <w:szCs w:val="26"/>
-        </w:rPr>
-        <w:t>vào</w:t>
-      </w:r>
-      <w:proofErr w:type="spellEnd"/>
-      <w:r>
-        <w:rPr>
-          <w:sz w:val="26"/>
-          <w:szCs w:val="26"/>
-        </w:rPr>
-        <w:t xml:space="preserve"> </w:t>
-      </w:r>
-      <w:proofErr w:type="spellStart"/>
-      <w:r>
-        <w:rPr>
-          <w:sz w:val="26"/>
-          <w:szCs w:val="26"/>
-        </w:rPr>
-        <w:t>nút</w:t>
-      </w:r>
-      <w:proofErr w:type="spellEnd"/>
-      <w:r>
-        <w:rPr>
-          <w:sz w:val="26"/>
-          <w:szCs w:val="26"/>
-        </w:rPr>
-        <w:t xml:space="preserve"> </w:t>
-      </w:r>
-      <w:r>
-        <w:rPr>
-          <w:b/>
-          <w:bCs/>
-          <w:sz w:val="26"/>
-          <w:szCs w:val="26"/>
-        </w:rPr>
-        <w:t>Save...</w:t>
-      </w:r>
-      <w:r>
-        <w:rPr>
-          <w:sz w:val="26"/>
-          <w:szCs w:val="26"/>
-        </w:rPr>
-        <w:t xml:space="preserve"> ở </w:t>
-      </w:r>
-      <w:proofErr w:type="spellStart"/>
-      <w:r>
-        <w:rPr>
-          <w:sz w:val="26"/>
-          <w:szCs w:val="26"/>
-        </w:rPr>
-        <w:t>phía</w:t>
-      </w:r>
-      <w:proofErr w:type="spellEnd"/>
-      <w:r>
-        <w:rPr>
-          <w:sz w:val="26"/>
-          <w:szCs w:val="26"/>
-        </w:rPr>
-        <w:t xml:space="preserve"> </w:t>
-      </w:r>
-      <w:proofErr w:type="spellStart"/>
-      <w:r>
-        <w:rPr>
-          <w:sz w:val="26"/>
-          <w:szCs w:val="26"/>
-        </w:rPr>
-        <w:t>dưới</w:t>
-      </w:r>
-      <w:proofErr w:type="spellEnd"/>
-      <w:r>
-        <w:rPr>
-          <w:sz w:val="26"/>
-          <w:szCs w:val="26"/>
-        </w:rPr>
-        <w:t xml:space="preserve">, </w:t>
-      </w:r>
-      <w:proofErr w:type="spellStart"/>
-      <w:r>
-        <w:rPr>
-          <w:sz w:val="26"/>
-          <w:szCs w:val="26"/>
-        </w:rPr>
-        <w:t>đặt</w:t>
-      </w:r>
-      <w:proofErr w:type="spellEnd"/>
-      <w:r>
-        <w:rPr>
-          <w:sz w:val="26"/>
-          <w:szCs w:val="26"/>
-        </w:rPr>
-        <w:t xml:space="preserve"> </w:t>
-      </w:r>
-      <w:proofErr w:type="spellStart"/>
-      <w:r>
-        <w:rPr>
-          <w:sz w:val="26"/>
-          <w:szCs w:val="26"/>
-        </w:rPr>
-        <w:t>tên</w:t>
-      </w:r>
-      <w:proofErr w:type="spellEnd"/>
-      <w:r>
-        <w:rPr>
-          <w:sz w:val="26"/>
-          <w:szCs w:val="26"/>
-        </w:rPr>
-        <w:t xml:space="preserve"> </w:t>
-      </w:r>
-      <w:proofErr w:type="spellStart"/>
-      <w:r>
-        <w:rPr>
-          <w:sz w:val="26"/>
-          <w:szCs w:val="26"/>
-        </w:rPr>
-        <w:t>cho</w:t>
-      </w:r>
-      <w:proofErr w:type="spellEnd"/>
-      <w:r>
-        <w:rPr>
-          <w:sz w:val="26"/>
-          <w:szCs w:val="26"/>
-        </w:rPr>
-        <w:t xml:space="preserve"> </w:t>
-      </w:r>
-      <w:proofErr w:type="spellStart"/>
-      <w:r>
-        <w:rPr>
-          <w:sz w:val="26"/>
-          <w:szCs w:val="26"/>
-        </w:rPr>
-        <w:t>lệnh</w:t>
-      </w:r>
-      <w:proofErr w:type="spellEnd"/>
-      <w:r>
-        <w:rPr>
-          <w:sz w:val="26"/>
-          <w:szCs w:val="26"/>
-        </w:rPr>
-        <w:t xml:space="preserve"> </w:t>
-      </w:r>
-      <w:proofErr w:type="spellStart"/>
-      <w:r>
-        <w:rPr>
-          <w:sz w:val="26"/>
-          <w:szCs w:val="26"/>
-        </w:rPr>
-        <w:t>này</w:t>
-      </w:r>
-      <w:proofErr w:type="spellEnd"/>
-      <w:r>
-        <w:rPr>
-          <w:sz w:val="26"/>
-          <w:szCs w:val="26"/>
-        </w:rPr>
-        <w:t xml:space="preserve"> </w:t>
-      </w:r>
-      <w:proofErr w:type="spellStart"/>
-      <w:r>
-        <w:rPr>
-          <w:sz w:val="26"/>
-          <w:szCs w:val="26"/>
-        </w:rPr>
-        <w:t>là</w:t>
-      </w:r>
-      <w:proofErr w:type="spellEnd"/>
-      <w:r>
-        <w:rPr>
-          <w:sz w:val="26"/>
-          <w:szCs w:val="26"/>
-        </w:rPr>
-        <w:t xml:space="preserve"> Run Python </w:t>
-      </w:r>
-      <w:proofErr w:type="spellStart"/>
-      <w:r>
-        <w:rPr>
-          <w:sz w:val="26"/>
-          <w:szCs w:val="26"/>
-        </w:rPr>
-        <w:t>rồi</w:t>
-      </w:r>
-      <w:proofErr w:type="spellEnd"/>
-      <w:r>
-        <w:rPr>
-          <w:sz w:val="26"/>
-          <w:szCs w:val="26"/>
-        </w:rPr>
-        <w:t xml:space="preserve"> </w:t>
-      </w:r>
-      <w:proofErr w:type="spellStart"/>
-      <w:r>
-        <w:rPr>
-          <w:sz w:val="26"/>
-          <w:szCs w:val="26"/>
-        </w:rPr>
-        <w:t>nhấn</w:t>
-      </w:r>
-      <w:proofErr w:type="spellEnd"/>
-      <w:r>
-        <w:rPr>
-          <w:sz w:val="26"/>
-          <w:szCs w:val="26"/>
-        </w:rPr>
-        <w:t xml:space="preserve"> </w:t>
-      </w:r>
-      <w:r>
-        <w:rPr>
-          <w:b/>
-          <w:bCs/>
-          <w:sz w:val="26"/>
-          <w:szCs w:val="26"/>
-        </w:rPr>
-        <w:t>Save</w:t>
-      </w:r>
-      <w:r>
-        <w:rPr>
-          <w:sz w:val="26"/>
-          <w:szCs w:val="26"/>
-        </w:rPr>
-        <w:t>.</w:t>
-      </w:r>
-    </w:p>
-    <w:p>
-      <w:pPr>
-        <w:numPr>
-          <w:ilvl w:val="0"/>
-          <w:numId w:val="4"/>
-        </w:numPr>
-        <w:rPr>
-          <w:sz w:val="26"/>
-          <w:szCs w:val="26"/>
-        </w:rPr>
-      </w:pPr>
-      <w:proofErr w:type="spellStart"/>
-      <w:r>
-        <w:rPr>
-          <w:sz w:val="26"/>
-          <w:szCs w:val="26"/>
-        </w:rPr>
-        <w:t>Nhấn</w:t>
-      </w:r>
-      <w:proofErr w:type="spellEnd"/>
-      <w:r>
-        <w:rPr>
-          <w:sz w:val="26"/>
-          <w:szCs w:val="26"/>
-        </w:rPr>
-        <w:t xml:space="preserve"> </w:t>
-      </w:r>
-      <w:r>
-        <w:rPr>
-          <w:b/>
-          <w:bCs/>
-          <w:sz w:val="26"/>
-          <w:szCs w:val="26"/>
-        </w:rPr>
-        <w:t>OK</w:t>
-      </w:r>
-      <w:r>
-        <w:rPr>
-          <w:sz w:val="26"/>
-          <w:szCs w:val="26"/>
-        </w:rPr>
-        <w:t xml:space="preserve"> </w:t>
-      </w:r>
-      <w:proofErr w:type="spellStart"/>
-      <w:r>
-        <w:rPr>
-          <w:sz w:val="26"/>
-          <w:szCs w:val="26"/>
-        </w:rPr>
-        <w:t>để</w:t>
-      </w:r>
-      <w:proofErr w:type="spellEnd"/>
-      <w:r>
-        <w:rPr>
-          <w:sz w:val="26"/>
-          <w:szCs w:val="26"/>
-        </w:rPr>
-        <w:t xml:space="preserve"> </w:t>
-      </w:r>
-      <w:proofErr w:type="spellStart"/>
-      <w:r>
-        <w:rPr>
-          <w:sz w:val="26"/>
-          <w:szCs w:val="26"/>
-        </w:rPr>
-        <w:t>đóng</w:t>
-      </w:r>
-      <w:proofErr w:type="spellEnd"/>
-      <w:r>
-        <w:rPr>
-          <w:sz w:val="26"/>
-          <w:szCs w:val="26"/>
-        </w:rPr>
-        <w:t xml:space="preserve"> </w:t>
-      </w:r>
-      <w:proofErr w:type="spellStart"/>
-      <w:r>
-        <w:rPr>
-          <w:sz w:val="26"/>
-          <w:szCs w:val="26"/>
-        </w:rPr>
-        <w:t>hộp</w:t>
-      </w:r>
-      <w:proofErr w:type="spellEnd"/>
-      <w:r>
-        <w:rPr>
-          <w:sz w:val="26"/>
-          <w:szCs w:val="26"/>
-        </w:rPr>
-        <w:t xml:space="preserve"> </w:t>
-      </w:r>
-      <w:proofErr w:type="spellStart"/>
-      <w:r>
-        <w:rPr>
-          <w:sz w:val="26"/>
-          <w:szCs w:val="26"/>
-        </w:rPr>
-        <w:t>thoại</w:t>
-      </w:r>
-      <w:proofErr w:type="spellEnd"/>
-      <w:r>
-        <w:rPr>
-          <w:sz w:val="26"/>
-          <w:szCs w:val="26"/>
-        </w:rPr>
-        <w:t xml:space="preserve"> </w:t>
-      </w:r>
-      <w:proofErr w:type="spellStart"/>
-      <w:r>
-        <w:rPr>
-          <w:sz w:val="26"/>
-          <w:szCs w:val="26"/>
-        </w:rPr>
-        <w:t>lại</w:t>
-      </w:r>
-      <w:proofErr w:type="spellEnd"/>
-      <w:r>
-        <w:rPr>
-          <w:sz w:val="26"/>
-          <w:szCs w:val="26"/>
-        </w:rPr>
-        <w:t>.</w:t>
-      </w:r>
-    </w:p>
-    <w:p>
-      <w:pPr>
-        <w:rPr>
-          <w:sz w:val="26"/>
-          <w:szCs w:val="26"/>
-          <w:lang w:val="vi-VN"/>
-        </w:rPr>
-      </w:pPr>
-    </w:p>
-    <w:p>
-      <w:pPr>
-        <w:rPr>
-          <w:sz w:val="26"/>
-          <w:szCs w:val="26"/>
-        </w:rPr>
-      </w:pPr>
-      <w:r>
-        <w:rPr>
-          <w:sz w:val="26"/>
-          <w:szCs w:val="26"/>
-        </w:rPr>
-        <w:pict w14:anchorId="71903EE1">
-          <v:rect id="_x0000_i1030" style="width:0;height:.75pt" o:hralign="center" o:hrstd="t" o:hr="t" fillcolor="#a0a0a0" stroked="f"/>
-        </w:pict>
-      </w:r>
-    </w:p>
-    <w:p>
-      <w:pPr>
-        <w:ind w:left="720"/>
       </w:pPr>
     </w:p>
     <w:p>

--- a/Phan1.docx
+++ b/Phan1.docx
@@ -413,7 +413,7 @@
           <w:lang w:val="vi-VN"/>
         </w:rPr>
         <w:drawing>
-          <wp:inline distT="0" distB="0" distL="0" distR="0" wp14:anchorId="558DF12C" wp14:editId="31A6621E">
+          <wp:inline distT="0" distB="0" distL="0" distR="0" wp14:anchorId="558DF12C" wp14:editId="5B46F7B8">
             <wp:extent cx="5740841" cy="3358024"/>
             <wp:effectExtent l="0" t="0" r="0" b="0"/>
             <wp:docPr id="761071989" name="Hình ảnh 2"/>
@@ -704,7 +704,7 @@
         </w:rPr>
         <w:lastRenderedPageBreak/>
         <w:drawing>
-          <wp:inline distT="0" distB="0" distL="0" distR="0" wp14:anchorId="7DC09CE5" wp14:editId="513321D9">
+          <wp:inline distT="0" distB="0" distL="0" distR="0" wp14:anchorId="7DC09CE5" wp14:editId="6E0BF1C5">
             <wp:extent cx="5844208" cy="3437843"/>
             <wp:effectExtent l="0" t="0" r="4445" b="0"/>
             <wp:docPr id="836687667" name="Hình ảnh 3"/>
@@ -934,7 +934,7 @@
           <w:lang w:val="vi-VN"/>
         </w:rPr>
         <w:drawing>
-          <wp:inline distT="0" distB="0" distL="0" distR="0" wp14:anchorId="2A708F14" wp14:editId="178129F4">
+          <wp:inline distT="0" distB="0" distL="0" distR="0" wp14:anchorId="2A708F14" wp14:editId="0E910F7D">
             <wp:extent cx="5597718" cy="3278493"/>
             <wp:effectExtent l="0" t="0" r="3175" b="0"/>
             <wp:docPr id="1920145136" name="Hình ảnh 4"/>
@@ -1160,7 +1160,7 @@
           <w:lang w:val="vi-VN"/>
         </w:rPr>
         <w:drawing>
-          <wp:inline distT="0" distB="0" distL="0" distR="0" wp14:anchorId="3C4CACBE" wp14:editId="270C2200">
+          <wp:inline distT="0" distB="0" distL="0" distR="0" wp14:anchorId="3C4CACBE" wp14:editId="6C72E390">
             <wp:extent cx="5693134" cy="3337417"/>
             <wp:effectExtent l="0" t="0" r="3175" b="0"/>
             <wp:docPr id="219410607" name="Hình ảnh 5"/>
@@ -1207,7 +1207,7 @@
           <w:lang w:val="vi-VN"/>
         </w:rPr>
         <w:drawing>
-          <wp:inline distT="0" distB="0" distL="0" distR="0" wp14:anchorId="256E5A70" wp14:editId="6ADFCEC4">
+          <wp:inline distT="0" distB="0" distL="0" distR="0" wp14:anchorId="256E5A70" wp14:editId="1811583D">
             <wp:extent cx="5677231" cy="3332341"/>
             <wp:effectExtent l="0" t="0" r="0" b="1905"/>
             <wp:docPr id="132319463" name="Hình ảnh 6"/>
@@ -1302,17 +1302,18 @@
       </w:pPr>
       <w:r>
         <w:rPr>
-          <w:i/>
-          <w:iCs/>
+          <w:b/>
+          <w:bCs/>
           <w:noProof/>
-          <w:sz w:val="28"/>
-          <w:szCs w:val="28"/>
+          <w:sz w:val="30"/>
+          <w:szCs w:val="30"/>
+          <w:lang w:val="vi-VN"/>
         </w:rPr>
         <w:drawing>
-          <wp:inline distT="0" distB="0" distL="0" distR="0" wp14:anchorId="196AEDB5" wp14:editId="56F0B1BF">
-            <wp:extent cx="5943600" cy="3507105"/>
-            <wp:effectExtent l="0" t="0" r="0" b="0"/>
-            <wp:docPr id="1155997337" name="Hình ảnh 1"/>
+          <wp:inline distT="0" distB="0" distL="0" distR="0" wp14:anchorId="0E5FCB2A" wp14:editId="5E9F15BA">
+            <wp:extent cx="5943600" cy="3498850"/>
+            <wp:effectExtent l="0" t="0" r="0" b="6350"/>
+            <wp:docPr id="1575475519" name="Hình ảnh 1"/>
             <wp:cNvGraphicFramePr>
               <a:graphicFrameLocks xmlns:a="http://schemas.openxmlformats.org/drawingml/2006/main" noChangeAspect="1"/>
             </wp:cNvGraphicFramePr>
@@ -1320,7 +1321,7 @@
               <a:graphicData uri="http://schemas.openxmlformats.org/drawingml/2006/picture">
                 <pic:pic xmlns:pic="http://schemas.openxmlformats.org/drawingml/2006/picture">
                   <pic:nvPicPr>
-                    <pic:cNvPr id="1155997337" name="Hình ảnh 1155997337"/>
+                    <pic:cNvPr id="1575475519" name="Hình ảnh 1575475519"/>
                     <pic:cNvPicPr/>
                   </pic:nvPicPr>
                   <pic:blipFill>
@@ -1338,7 +1339,7 @@
                   <pic:spPr>
                     <a:xfrm>
                       <a:off x="0" y="0"/>
-                      <a:ext cx="5943600" cy="3507105"/>
+                      <a:ext cx="5943600" cy="3498850"/>
                     </a:xfrm>
                     <a:prstGeom prst="rect">
                       <a:avLst/>
@@ -1705,377 +1706,7 @@
           <w:sz w:val="26"/>
           <w:szCs w:val="26"/>
         </w:rPr>
-        <w:t xml:space="preserve">. Phương </w:t>
-      </w:r>
-      <w:proofErr w:type="spellStart"/>
-      <w:r>
-        <w:rPr>
-          <w:sz w:val="26"/>
-          <w:szCs w:val="26"/>
-        </w:rPr>
-        <w:t>pháp</w:t>
-      </w:r>
-      <w:proofErr w:type="spellEnd"/>
-      <w:r>
-        <w:rPr>
-          <w:sz w:val="26"/>
-          <w:szCs w:val="26"/>
-        </w:rPr>
-        <w:t xml:space="preserve"> </w:t>
-      </w:r>
-      <w:proofErr w:type="spellStart"/>
-      <w:r>
-        <w:rPr>
-          <w:sz w:val="26"/>
-          <w:szCs w:val="26"/>
-        </w:rPr>
-        <w:t>này</w:t>
-      </w:r>
-      <w:proofErr w:type="spellEnd"/>
-      <w:r>
-        <w:rPr>
-          <w:sz w:val="26"/>
-          <w:szCs w:val="26"/>
-        </w:rPr>
-        <w:t xml:space="preserve"> </w:t>
-      </w:r>
-      <w:proofErr w:type="spellStart"/>
-      <w:r>
-        <w:rPr>
-          <w:sz w:val="26"/>
-          <w:szCs w:val="26"/>
-        </w:rPr>
-        <w:t>sử</w:t>
-      </w:r>
-      <w:proofErr w:type="spellEnd"/>
-      <w:r>
-        <w:rPr>
-          <w:sz w:val="26"/>
-          <w:szCs w:val="26"/>
-        </w:rPr>
-        <w:t xml:space="preserve"> </w:t>
-      </w:r>
-      <w:proofErr w:type="spellStart"/>
-      <w:r>
-        <w:rPr>
-          <w:sz w:val="26"/>
-          <w:szCs w:val="26"/>
-        </w:rPr>
-        <w:t>dụng</w:t>
-      </w:r>
-      <w:proofErr w:type="spellEnd"/>
-      <w:r>
-        <w:rPr>
-          <w:sz w:val="26"/>
-          <w:szCs w:val="26"/>
-        </w:rPr>
-        <w:t xml:space="preserve"> plugin </w:t>
-      </w:r>
-      <w:proofErr w:type="spellStart"/>
-      <w:r>
-        <w:rPr>
-          <w:b/>
-          <w:bCs/>
-          <w:sz w:val="26"/>
-          <w:szCs w:val="26"/>
-        </w:rPr>
-        <w:t>NppExec</w:t>
-      </w:r>
-      <w:proofErr w:type="spellEnd"/>
-      <w:r>
-        <w:rPr>
-          <w:sz w:val="26"/>
-          <w:szCs w:val="26"/>
-        </w:rPr>
-        <w:t xml:space="preserve"> </w:t>
-      </w:r>
-      <w:proofErr w:type="spellStart"/>
-      <w:r>
-        <w:rPr>
-          <w:sz w:val="26"/>
-          <w:szCs w:val="26"/>
-        </w:rPr>
-        <w:t>giúp</w:t>
-      </w:r>
-      <w:proofErr w:type="spellEnd"/>
-      <w:r>
-        <w:rPr>
-          <w:sz w:val="26"/>
-          <w:szCs w:val="26"/>
-        </w:rPr>
-        <w:t xml:space="preserve"> </w:t>
-      </w:r>
-      <w:proofErr w:type="spellStart"/>
-      <w:r>
-        <w:rPr>
-          <w:sz w:val="26"/>
-          <w:szCs w:val="26"/>
-        </w:rPr>
-        <w:t>bạn</w:t>
-      </w:r>
-      <w:proofErr w:type="spellEnd"/>
-      <w:r>
-        <w:rPr>
-          <w:sz w:val="26"/>
-          <w:szCs w:val="26"/>
-        </w:rPr>
-        <w:t xml:space="preserve"> </w:t>
-      </w:r>
-      <w:proofErr w:type="spellStart"/>
-      <w:r>
-        <w:rPr>
-          <w:sz w:val="26"/>
-          <w:szCs w:val="26"/>
-        </w:rPr>
-        <w:t>chạy</w:t>
-      </w:r>
-      <w:proofErr w:type="spellEnd"/>
-      <w:r>
-        <w:rPr>
-          <w:sz w:val="26"/>
-          <w:szCs w:val="26"/>
-        </w:rPr>
-        <w:t xml:space="preserve"> code Python </w:t>
-      </w:r>
-      <w:proofErr w:type="spellStart"/>
-      <w:r>
-        <w:rPr>
-          <w:sz w:val="26"/>
-          <w:szCs w:val="26"/>
-        </w:rPr>
-        <w:t>trực</w:t>
-      </w:r>
-      <w:proofErr w:type="spellEnd"/>
-      <w:r>
-        <w:rPr>
-          <w:sz w:val="26"/>
-          <w:szCs w:val="26"/>
-        </w:rPr>
-        <w:t xml:space="preserve"> </w:t>
-      </w:r>
-      <w:proofErr w:type="spellStart"/>
-      <w:r>
-        <w:rPr>
-          <w:sz w:val="26"/>
-          <w:szCs w:val="26"/>
-        </w:rPr>
-        <w:t>tiếp</w:t>
-      </w:r>
-      <w:proofErr w:type="spellEnd"/>
-      <w:r>
-        <w:rPr>
-          <w:sz w:val="26"/>
-          <w:szCs w:val="26"/>
-        </w:rPr>
-        <w:t xml:space="preserve"> </w:t>
-      </w:r>
-      <w:proofErr w:type="spellStart"/>
-      <w:r>
-        <w:rPr>
-          <w:sz w:val="26"/>
-          <w:szCs w:val="26"/>
-        </w:rPr>
-        <w:t>ngay</w:t>
-      </w:r>
-      <w:proofErr w:type="spellEnd"/>
-      <w:r>
-        <w:rPr>
-          <w:sz w:val="26"/>
-          <w:szCs w:val="26"/>
-        </w:rPr>
-        <w:t xml:space="preserve"> </w:t>
-      </w:r>
-      <w:proofErr w:type="spellStart"/>
-      <w:r>
-        <w:rPr>
-          <w:sz w:val="26"/>
-          <w:szCs w:val="26"/>
-        </w:rPr>
-        <w:t>bên</w:t>
-      </w:r>
-      <w:proofErr w:type="spellEnd"/>
-      <w:r>
-        <w:rPr>
-          <w:sz w:val="26"/>
-          <w:szCs w:val="26"/>
-        </w:rPr>
-        <w:t xml:space="preserve"> </w:t>
-      </w:r>
-      <w:proofErr w:type="spellStart"/>
-      <w:r>
-        <w:rPr>
-          <w:sz w:val="26"/>
-          <w:szCs w:val="26"/>
-        </w:rPr>
-        <w:t>trong</w:t>
-      </w:r>
-      <w:proofErr w:type="spellEnd"/>
-      <w:r>
-        <w:rPr>
-          <w:sz w:val="26"/>
-          <w:szCs w:val="26"/>
-        </w:rPr>
-        <w:t xml:space="preserve"> </w:t>
-      </w:r>
-      <w:proofErr w:type="spellStart"/>
-      <w:r>
-        <w:rPr>
-          <w:sz w:val="26"/>
-          <w:szCs w:val="26"/>
-        </w:rPr>
-        <w:t>giao</w:t>
-      </w:r>
-      <w:proofErr w:type="spellEnd"/>
-      <w:r>
-        <w:rPr>
-          <w:sz w:val="26"/>
-          <w:szCs w:val="26"/>
-        </w:rPr>
-        <w:t xml:space="preserve"> </w:t>
-      </w:r>
-      <w:proofErr w:type="spellStart"/>
-      <w:r>
-        <w:rPr>
-          <w:sz w:val="26"/>
-          <w:szCs w:val="26"/>
-        </w:rPr>
-        <w:t>diện</w:t>
-      </w:r>
-      <w:proofErr w:type="spellEnd"/>
-      <w:r>
-        <w:rPr>
-          <w:sz w:val="26"/>
-          <w:szCs w:val="26"/>
-        </w:rPr>
-        <w:t xml:space="preserve"> </w:t>
-      </w:r>
-      <w:proofErr w:type="spellStart"/>
-      <w:r>
-        <w:rPr>
-          <w:sz w:val="26"/>
-          <w:szCs w:val="26"/>
-        </w:rPr>
-        <w:t>của</w:t>
-      </w:r>
-      <w:proofErr w:type="spellEnd"/>
-      <w:r>
-        <w:rPr>
-          <w:sz w:val="26"/>
-          <w:szCs w:val="26"/>
-        </w:rPr>
-        <w:t xml:space="preserve"> Notepad++ </w:t>
-      </w:r>
-      <w:proofErr w:type="spellStart"/>
-      <w:r>
-        <w:rPr>
-          <w:sz w:val="26"/>
-          <w:szCs w:val="26"/>
-        </w:rPr>
-        <w:t>bằng</w:t>
-      </w:r>
-      <w:proofErr w:type="spellEnd"/>
-      <w:r>
-        <w:rPr>
-          <w:sz w:val="26"/>
-          <w:szCs w:val="26"/>
-        </w:rPr>
-        <w:t xml:space="preserve"> </w:t>
-      </w:r>
-      <w:proofErr w:type="spellStart"/>
-      <w:r>
-        <w:rPr>
-          <w:sz w:val="26"/>
-          <w:szCs w:val="26"/>
-        </w:rPr>
-        <w:t>phím</w:t>
-      </w:r>
-      <w:proofErr w:type="spellEnd"/>
-      <w:r>
-        <w:rPr>
-          <w:sz w:val="26"/>
-          <w:szCs w:val="26"/>
-        </w:rPr>
-        <w:t xml:space="preserve"> </w:t>
-      </w:r>
-      <w:proofErr w:type="spellStart"/>
-      <w:r>
-        <w:rPr>
-          <w:sz w:val="26"/>
-          <w:szCs w:val="26"/>
-        </w:rPr>
-        <w:t>tắt</w:t>
-      </w:r>
-      <w:proofErr w:type="spellEnd"/>
-      <w:r>
-        <w:rPr>
-          <w:sz w:val="26"/>
-          <w:szCs w:val="26"/>
-        </w:rPr>
-        <w:t xml:space="preserve"> </w:t>
-      </w:r>
-      <w:proofErr w:type="spellStart"/>
-      <w:r>
-        <w:rPr>
-          <w:sz w:val="26"/>
-          <w:szCs w:val="26"/>
-        </w:rPr>
-        <w:t>một</w:t>
-      </w:r>
-      <w:proofErr w:type="spellEnd"/>
-      <w:r>
-        <w:rPr>
-          <w:sz w:val="26"/>
-          <w:szCs w:val="26"/>
-        </w:rPr>
-        <w:t xml:space="preserve"> </w:t>
-      </w:r>
-      <w:proofErr w:type="spellStart"/>
-      <w:r>
-        <w:rPr>
-          <w:sz w:val="26"/>
-          <w:szCs w:val="26"/>
-        </w:rPr>
-        <w:t>cách</w:t>
-      </w:r>
-      <w:proofErr w:type="spellEnd"/>
-      <w:r>
-        <w:rPr>
-          <w:sz w:val="26"/>
-          <w:szCs w:val="26"/>
-        </w:rPr>
-        <w:t xml:space="preserve"> </w:t>
-      </w:r>
-      <w:proofErr w:type="spellStart"/>
-      <w:r>
-        <w:rPr>
-          <w:sz w:val="26"/>
-          <w:szCs w:val="26"/>
-        </w:rPr>
-        <w:t>chuyên</w:t>
-      </w:r>
-      <w:proofErr w:type="spellEnd"/>
-      <w:r>
-        <w:rPr>
-          <w:sz w:val="26"/>
-          <w:szCs w:val="26"/>
-        </w:rPr>
-        <w:t xml:space="preserve"> </w:t>
-      </w:r>
-      <w:proofErr w:type="spellStart"/>
-      <w:r>
-        <w:rPr>
-          <w:sz w:val="26"/>
-          <w:szCs w:val="26"/>
-        </w:rPr>
-        <w:t>nghiệp</w:t>
-      </w:r>
-      <w:proofErr w:type="spellEnd"/>
-      <w:r>
-        <w:rPr>
-          <w:sz w:val="26"/>
-          <w:szCs w:val="26"/>
-        </w:rPr>
-        <w:t>.</w:t>
+        <w:t xml:space="preserve">. </w:t>
       </w:r>
     </w:p>
     <w:p>
@@ -3263,7 +2894,6 @@
           <w:sz w:val="26"/>
           <w:szCs w:val="26"/>
         </w:rPr>
-        <w:lastRenderedPageBreak/>
         <w:t>Bước</w:t>
       </w:r>
       <w:proofErr w:type="spellEnd"/>
@@ -3450,6 +3080,7 @@
           <w:sz w:val="26"/>
           <w:szCs w:val="26"/>
         </w:rPr>
+        <w:lastRenderedPageBreak/>
         <w:t>Để</w:t>
       </w:r>
       <w:proofErr w:type="spellEnd"/>
